--- a/docs/온국민_아이디어등록제_보고서.docx
+++ b/docs/온국민_아이디어등록제_보고서.docx
@@ -112,6 +112,7 @@
     <w:p>
       <w:pPr>
         <w:pStyle w:val="Heading1"/>
+        <w:keepNext/>
         <w:spacing w:after="180" w:before="380"/>
       </w:pPr>
       <w:r>
@@ -191,6 +192,7 @@
       </w:tblGrid>
       <w:tr>
         <w:trPr>
+          <w:cantSplit/>
           <w:tblHeader/>
         </w:trPr>
         <w:tc>
@@ -253,6 +255,9 @@
         </w:tc>
       </w:tr>
       <w:tr>
+        <w:trPr>
+          <w:cantSplit/>
+        </w:trPr>
         <w:tc>
           <w:tcPr>
             <w:tcW w:type="dxa" w:w="1300"/>
@@ -311,6 +316,9 @@
         </w:tc>
       </w:tr>
       <w:tr>
+        <w:trPr>
+          <w:cantSplit/>
+        </w:trPr>
         <w:tc>
           <w:tcPr>
             <w:tcW w:type="dxa" w:w="1300"/>
@@ -371,6 +379,9 @@
         </w:tc>
       </w:tr>
       <w:tr>
+        <w:trPr>
+          <w:cantSplit/>
+        </w:trPr>
         <w:tc>
           <w:tcPr>
             <w:tcW w:type="dxa" w:w="1300"/>
@@ -429,6 +440,9 @@
         </w:tc>
       </w:tr>
       <w:tr>
+        <w:trPr>
+          <w:cantSplit/>
+        </w:trPr>
         <w:tc>
           <w:tcPr>
             <w:tcW w:type="dxa" w:w="1300"/>
@@ -510,6 +524,9 @@
         <w:gridCol w:w="9060"/>
       </w:tblGrid>
       <w:tr>
+        <w:trPr>
+          <w:cantSplit/>
+        </w:trPr>
         <w:tc>
           <w:tcPr>
             <w:tcW w:type="dxa" w:w="9060"/>
@@ -557,6 +574,7 @@
     <w:p>
       <w:pPr>
         <w:pStyle w:val="Heading1"/>
+        <w:keepNext/>
         <w:spacing w:after="180" w:before="380"/>
       </w:pPr>
       <w:r>
@@ -574,6 +592,7 @@
     <w:p>
       <w:pPr>
         <w:pStyle w:val="Heading2"/>
+        <w:keepNext/>
         <w:spacing w:after="130" w:before="300"/>
       </w:pPr>
       <w:r>
@@ -654,6 +673,7 @@
       </w:tblGrid>
       <w:tr>
         <w:trPr>
+          <w:cantSplit/>
           <w:tblHeader/>
         </w:trPr>
         <w:tc>
@@ -745,6 +765,9 @@
         </w:tc>
       </w:tr>
       <w:tr>
+        <w:trPr>
+          <w:cantSplit/>
+        </w:trPr>
         <w:tc>
           <w:tcPr>
             <w:tcW w:type="dxa" w:w="1200"/>
@@ -831,6 +854,9 @@
         </w:tc>
       </w:tr>
       <w:tr>
+        <w:trPr>
+          <w:cantSplit/>
+        </w:trPr>
         <w:tc>
           <w:tcPr>
             <w:tcW w:type="dxa" w:w="1200"/>
@@ -920,6 +946,9 @@
         </w:tc>
       </w:tr>
       <w:tr>
+        <w:trPr>
+          <w:cantSplit/>
+        </w:trPr>
         <w:tc>
           <w:tcPr>
             <w:tcW w:type="dxa" w:w="1200"/>
@@ -1006,6 +1035,9 @@
         </w:tc>
       </w:tr>
       <w:tr>
+        <w:trPr>
+          <w:cantSplit/>
+        </w:trPr>
         <w:tc>
           <w:tcPr>
             <w:tcW w:type="dxa" w:w="1200"/>
@@ -1116,6 +1148,9 @@
         <w:gridCol w:w="9060"/>
       </w:tblGrid>
       <w:tr>
+        <w:trPr>
+          <w:cantSplit/>
+        </w:trPr>
         <w:tc>
           <w:tcPr>
             <w:tcW w:type="dxa" w:w="9060"/>
@@ -1163,6 +1198,7 @@
     <w:p>
       <w:pPr>
         <w:pStyle w:val="Heading2"/>
+        <w:keepNext/>
         <w:spacing w:after="130" w:before="300"/>
       </w:pPr>
       <w:r>
@@ -1256,6 +1292,7 @@
       </w:tblGrid>
       <w:tr>
         <w:trPr>
+          <w:cantSplit/>
           <w:tblHeader/>
         </w:trPr>
         <w:tc>
@@ -1318,6 +1355,9 @@
         </w:tc>
       </w:tr>
       <w:tr>
+        <w:trPr>
+          <w:cantSplit/>
+        </w:trPr>
         <w:tc>
           <w:tcPr>
             <w:tcW w:type="dxa" w:w="4530"/>
@@ -1376,6 +1416,9 @@
         </w:tc>
       </w:tr>
       <w:tr>
+        <w:trPr>
+          <w:cantSplit/>
+        </w:trPr>
         <w:tc>
           <w:tcPr>
             <w:tcW w:type="dxa" w:w="4530"/>
@@ -1436,6 +1479,9 @@
         </w:tc>
       </w:tr>
       <w:tr>
+        <w:trPr>
+          <w:cantSplit/>
+        </w:trPr>
         <w:tc>
           <w:tcPr>
             <w:tcW w:type="dxa" w:w="4530"/>
@@ -1518,6 +1564,7 @@
     <w:p>
       <w:pPr>
         <w:pStyle w:val="Heading2"/>
+        <w:keepNext/>
         <w:spacing w:after="130" w:before="300"/>
       </w:pPr>
       <w:r>
@@ -1647,6 +1694,9 @@
         <w:gridCol w:w="9060"/>
       </w:tblGrid>
       <w:tr>
+        <w:trPr>
+          <w:cantSplit/>
+        </w:trPr>
         <w:tc>
           <w:tcPr>
             <w:tcW w:type="dxa" w:w="9060"/>
@@ -1685,6 +1735,7 @@
     <w:p>
       <w:pPr>
         <w:pStyle w:val="Heading1"/>
+        <w:keepNext/>
         <w:spacing w:after="180" w:before="380"/>
       </w:pPr>
       <w:r>
@@ -1702,6 +1753,7 @@
     <w:p>
       <w:pPr>
         <w:pStyle w:val="Heading2"/>
+        <w:keepNext/>
         <w:spacing w:after="130" w:before="300"/>
       </w:pPr>
       <w:r>
@@ -1814,6 +1866,7 @@
     <w:p>
       <w:pPr>
         <w:pStyle w:val="Heading2"/>
+        <w:keepNext/>
         <w:spacing w:after="130" w:before="300"/>
       </w:pPr>
       <w:r>
@@ -1866,6 +1919,7 @@
       </w:tblGrid>
       <w:tr>
         <w:trPr>
+          <w:cantSplit/>
           <w:tblHeader/>
         </w:trPr>
         <w:tc>
@@ -1957,6 +2011,9 @@
         </w:tc>
       </w:tr>
       <w:tr>
+        <w:trPr>
+          <w:cantSplit/>
+        </w:trPr>
         <w:tc>
           <w:tcPr>
             <w:tcW w:type="dxa" w:w="1500"/>
@@ -2043,6 +2100,9 @@
         </w:tc>
       </w:tr>
       <w:tr>
+        <w:trPr>
+          <w:cantSplit/>
+        </w:trPr>
         <w:tc>
           <w:tcPr>
             <w:tcW w:type="dxa" w:w="1500"/>
@@ -2132,6 +2192,9 @@
         </w:tc>
       </w:tr>
       <w:tr>
+        <w:trPr>
+          <w:cantSplit/>
+        </w:trPr>
         <w:tc>
           <w:tcPr>
             <w:tcW w:type="dxa" w:w="1500"/>
@@ -2239,6 +2302,9 @@
         <w:gridCol w:w="9060"/>
       </w:tblGrid>
       <w:tr>
+        <w:trPr>
+          <w:cantSplit/>
+        </w:trPr>
         <w:tc>
           <w:tcPr>
             <w:tcW w:type="dxa" w:w="9060"/>
@@ -2270,6 +2336,7 @@
     <w:p>
       <w:pPr>
         <w:pStyle w:val="Heading2"/>
+        <w:keepNext/>
         <w:spacing w:after="130" w:before="300"/>
       </w:pPr>
       <w:r>
@@ -2350,6 +2417,7 @@
       </w:tblGrid>
       <w:tr>
         <w:trPr>
+          <w:cantSplit/>
           <w:tblHeader/>
         </w:trPr>
         <w:tc>
@@ -2441,6 +2509,9 @@
         </w:tc>
       </w:tr>
       <w:tr>
+        <w:trPr>
+          <w:cantSplit/>
+        </w:trPr>
         <w:tc>
           <w:tcPr>
             <w:tcW w:type="dxa" w:w="1200"/>
@@ -2527,6 +2598,9 @@
         </w:tc>
       </w:tr>
       <w:tr>
+        <w:trPr>
+          <w:cantSplit/>
+        </w:trPr>
         <w:tc>
           <w:tcPr>
             <w:tcW w:type="dxa" w:w="1200"/>
@@ -2616,6 +2690,9 @@
         </w:tc>
       </w:tr>
       <w:tr>
+        <w:trPr>
+          <w:cantSplit/>
+        </w:trPr>
         <w:tc>
           <w:tcPr>
             <w:tcW w:type="dxa" w:w="1200"/>
@@ -2702,6 +2779,9 @@
         </w:tc>
       </w:tr>
       <w:tr>
+        <w:trPr>
+          <w:cantSplit/>
+        </w:trPr>
         <w:tc>
           <w:tcPr>
             <w:tcW w:type="dxa" w:w="1200"/>
@@ -2812,6 +2892,9 @@
         <w:gridCol w:w="9060"/>
       </w:tblGrid>
       <w:tr>
+        <w:trPr>
+          <w:cantSplit/>
+        </w:trPr>
         <w:tc>
           <w:tcPr>
             <w:tcW w:type="dxa" w:w="9060"/>
@@ -2868,6 +2951,7 @@
     <w:p>
       <w:pPr>
         <w:pStyle w:val="Heading1"/>
+        <w:keepNext/>
         <w:spacing w:after="180" w:before="380"/>
       </w:pPr>
       <w:r>
@@ -2885,6 +2969,7 @@
     <w:p>
       <w:pPr>
         <w:pStyle w:val="Heading2"/>
+        <w:keepNext/>
         <w:spacing w:after="130" w:before="300"/>
       </w:pPr>
       <w:r>
@@ -2938,6 +3023,7 @@
       </w:tblGrid>
       <w:tr>
         <w:trPr>
+          <w:cantSplit/>
           <w:tblHeader/>
         </w:trPr>
         <w:tc>
@@ -3058,6 +3144,9 @@
         </w:tc>
       </w:tr>
       <w:tr>
+        <w:trPr>
+          <w:cantSplit/>
+        </w:trPr>
         <w:tc>
           <w:tcPr>
             <w:tcW w:type="dxa" w:w="1300"/>
@@ -3188,6 +3277,9 @@
         </w:tc>
       </w:tr>
       <w:tr>
+        <w:trPr>
+          <w:cantSplit/>
+        </w:trPr>
         <w:tc>
           <w:tcPr>
             <w:tcW w:type="dxa" w:w="1300"/>
@@ -3322,6 +3414,9 @@
         </w:tc>
       </w:tr>
       <w:tr>
+        <w:trPr>
+          <w:cantSplit/>
+        </w:trPr>
         <w:tc>
           <w:tcPr>
             <w:tcW w:type="dxa" w:w="1300"/>
@@ -3452,6 +3547,9 @@
         </w:tc>
       </w:tr>
       <w:tr>
+        <w:trPr>
+          <w:cantSplit/>
+        </w:trPr>
         <w:tc>
           <w:tcPr>
             <w:tcW w:type="dxa" w:w="1300"/>
@@ -3586,6 +3684,9 @@
         </w:tc>
       </w:tr>
       <w:tr>
+        <w:trPr>
+          <w:cantSplit/>
+        </w:trPr>
         <w:tc>
           <w:tcPr>
             <w:tcW w:type="dxa" w:w="1300"/>
@@ -3738,6 +3839,7 @@
     <w:p>
       <w:pPr>
         <w:pStyle w:val="Heading2"/>
+        <w:keepNext/>
         <w:spacing w:after="130" w:before="300"/>
       </w:pPr>
       <w:r>
@@ -3917,6 +4019,9 @@
         <w:gridCol w:w="9060"/>
       </w:tblGrid>
       <w:tr>
+        <w:trPr>
+          <w:cantSplit/>
+        </w:trPr>
         <w:tc>
           <w:tcPr>
             <w:tcW w:type="dxa" w:w="9060"/>
@@ -3946,13 +4051,9 @@
       </w:tr>
     </w:tbl>
     <w:p>
-      <w:r>
-        <w:br w:type="page"/>
-      </w:r>
-    </w:p>
-    <w:p>
       <w:pPr>
         <w:pStyle w:val="Heading2"/>
+        <w:keepNext/>
         <w:spacing w:after="130" w:before="300"/>
       </w:pPr>
       <w:r>
@@ -4004,6 +4105,7 @@
       </w:tblGrid>
       <w:tr>
         <w:trPr>
+          <w:cantSplit/>
           <w:tblHeader/>
         </w:trPr>
         <w:tc>
@@ -4066,6 +4168,9 @@
         </w:tc>
       </w:tr>
       <w:tr>
+        <w:trPr>
+          <w:cantSplit/>
+        </w:trPr>
         <w:tc>
           <w:tcPr>
             <w:tcW w:type="dxa" w:w="4530"/>
@@ -4124,6 +4229,9 @@
         </w:tc>
       </w:tr>
       <w:tr>
+        <w:trPr>
+          <w:cantSplit/>
+        </w:trPr>
         <w:tc>
           <w:tcPr>
             <w:tcW w:type="dxa" w:w="4530"/>
@@ -4184,6 +4292,9 @@
         </w:tc>
       </w:tr>
       <w:tr>
+        <w:trPr>
+          <w:cantSplit/>
+        </w:trPr>
         <w:tc>
           <w:tcPr>
             <w:tcW w:type="dxa" w:w="4530"/>
@@ -4242,6 +4353,9 @@
         </w:tc>
       </w:tr>
       <w:tr>
+        <w:trPr>
+          <w:cantSplit/>
+        </w:trPr>
         <w:tc>
           <w:tcPr>
             <w:tcW w:type="dxa" w:w="4530"/>
@@ -4338,6 +4452,7 @@
     <w:p>
       <w:pPr>
         <w:pStyle w:val="Heading2"/>
+        <w:keepNext/>
         <w:spacing w:after="130" w:before="300"/>
       </w:pPr>
       <w:r>
@@ -4390,6 +4505,7 @@
       </w:tblGrid>
       <w:tr>
         <w:trPr>
+          <w:cantSplit/>
           <w:tblHeader/>
         </w:trPr>
         <w:tc>
@@ -4481,6 +4597,9 @@
         </w:tc>
       </w:tr>
       <w:tr>
+        <w:trPr>
+          <w:cantSplit/>
+        </w:trPr>
         <w:tc>
           <w:tcPr>
             <w:tcW w:type="dxa" w:w="3020"/>
@@ -4567,6 +4686,9 @@
         </w:tc>
       </w:tr>
       <w:tr>
+        <w:trPr>
+          <w:cantSplit/>
+        </w:trPr>
         <w:tc>
           <w:tcPr>
             <w:tcW w:type="dxa" w:w="3020"/>
@@ -4656,6 +4778,9 @@
         </w:tc>
       </w:tr>
       <w:tr>
+        <w:trPr>
+          <w:cantSplit/>
+        </w:trPr>
         <w:tc>
           <w:tcPr>
             <w:tcW w:type="dxa" w:w="3020"/>
@@ -4742,6 +4867,9 @@
         </w:tc>
       </w:tr>
       <w:tr>
+        <w:trPr>
+          <w:cantSplit/>
+        </w:trPr>
         <w:tc>
           <w:tcPr>
             <w:tcW w:type="dxa" w:w="3020"/>
@@ -4831,6 +4959,9 @@
         </w:tc>
       </w:tr>
       <w:tr>
+        <w:trPr>
+          <w:cantSplit/>
+        </w:trPr>
         <w:tc>
           <w:tcPr>
             <w:tcW w:type="dxa" w:w="3020"/>
@@ -4917,6 +5048,9 @@
         </w:tc>
       </w:tr>
       <w:tr>
+        <w:trPr>
+          <w:cantSplit/>
+        </w:trPr>
         <w:tc>
           <w:tcPr>
             <w:tcW w:type="dxa" w:w="3020"/>
@@ -5006,6 +5140,9 @@
         </w:tc>
       </w:tr>
       <w:tr>
+        <w:trPr>
+          <w:cantSplit/>
+        </w:trPr>
         <w:tc>
           <w:tcPr>
             <w:tcW w:type="dxa" w:w="3020"/>
@@ -5092,6 +5229,9 @@
         </w:tc>
       </w:tr>
       <w:tr>
+        <w:trPr>
+          <w:cantSplit/>
+        </w:trPr>
         <w:tc>
           <w:tcPr>
             <w:tcW w:type="dxa" w:w="3020"/>
@@ -5181,6 +5321,9 @@
         </w:tc>
       </w:tr>
       <w:tr>
+        <w:trPr>
+          <w:cantSplit/>
+        </w:trPr>
         <w:tc>
           <w:tcPr>
             <w:tcW w:type="dxa" w:w="3020"/>
@@ -5267,6 +5410,9 @@
         </w:tc>
       </w:tr>
       <w:tr>
+        <w:trPr>
+          <w:cantSplit/>
+        </w:trPr>
         <w:tc>
           <w:tcPr>
             <w:tcW w:type="dxa" w:w="3020"/>
@@ -5378,6 +5524,7 @@
     <w:p>
       <w:pPr>
         <w:pStyle w:val="Heading2"/>
+        <w:keepNext/>
         <w:spacing w:after="130" w:before="300"/>
       </w:pPr>
       <w:r>
@@ -5429,6 +5576,7 @@
       </w:tblGrid>
       <w:tr>
         <w:trPr>
+          <w:cantSplit/>
           <w:tblHeader/>
         </w:trPr>
         <w:tc>
@@ -5491,6 +5639,9 @@
         </w:tc>
       </w:tr>
       <w:tr>
+        <w:trPr>
+          <w:cantSplit/>
+        </w:trPr>
         <w:tc>
           <w:tcPr>
             <w:tcW w:type="dxa" w:w="1500"/>
@@ -5549,6 +5700,9 @@
         </w:tc>
       </w:tr>
       <w:tr>
+        <w:trPr>
+          <w:cantSplit/>
+        </w:trPr>
         <w:tc>
           <w:tcPr>
             <w:tcW w:type="dxa" w:w="1500"/>
@@ -5609,6 +5763,9 @@
         </w:tc>
       </w:tr>
       <w:tr>
+        <w:trPr>
+          <w:cantSplit/>
+        </w:trPr>
         <w:tc>
           <w:tcPr>
             <w:tcW w:type="dxa" w:w="1500"/>
@@ -5689,6 +5846,7 @@
     <w:p>
       <w:pPr>
         <w:pStyle w:val="Heading2"/>
+        <w:keepNext/>
         <w:spacing w:after="130" w:before="300"/>
       </w:pPr>
       <w:r>
@@ -5742,6 +5900,7 @@
       </w:tblGrid>
       <w:tr>
         <w:trPr>
+          <w:cantSplit/>
           <w:tblHeader/>
         </w:trPr>
         <w:tc>
@@ -5862,6 +6021,9 @@
         </w:tc>
       </w:tr>
       <w:tr>
+        <w:trPr>
+          <w:cantSplit/>
+        </w:trPr>
         <w:tc>
           <w:tcPr>
             <w:tcW w:type="dxa" w:w="2600"/>
@@ -5976,6 +6138,9 @@
         </w:tc>
       </w:tr>
       <w:tr>
+        <w:trPr>
+          <w:cantSplit/>
+        </w:trPr>
         <w:tc>
           <w:tcPr>
             <w:tcW w:type="dxa" w:w="2600"/>
@@ -6115,6 +6280,9 @@
         <w:gridCol w:w="9060"/>
       </w:tblGrid>
       <w:tr>
+        <w:trPr>
+          <w:cantSplit/>
+        </w:trPr>
         <w:tc>
           <w:tcPr>
             <w:tcW w:type="dxa" w:w="9060"/>
@@ -6144,13 +6312,9 @@
       </w:tr>
     </w:tbl>
     <w:p>
-      <w:r>
-        <w:br w:type="page"/>
-      </w:r>
-    </w:p>
-    <w:p>
       <w:pPr>
         <w:pStyle w:val="Heading2"/>
+        <w:keepNext/>
         <w:spacing w:after="130" w:before="300"/>
       </w:pPr>
       <w:r>
@@ -6203,6 +6367,7 @@
       </w:tblGrid>
       <w:tr>
         <w:trPr>
+          <w:cantSplit/>
           <w:tblHeader/>
         </w:trPr>
         <w:tc>
@@ -6294,6 +6459,9 @@
         </w:tc>
       </w:tr>
       <w:tr>
+        <w:trPr>
+          <w:cantSplit/>
+        </w:trPr>
         <w:tc>
           <w:tcPr>
             <w:tcW w:type="dxa" w:w="700"/>
@@ -6380,6 +6548,9 @@
         </w:tc>
       </w:tr>
       <w:tr>
+        <w:trPr>
+          <w:cantSplit/>
+        </w:trPr>
         <w:tc>
           <w:tcPr>
             <w:tcW w:type="dxa" w:w="700"/>
@@ -6469,6 +6640,9 @@
         </w:tc>
       </w:tr>
       <w:tr>
+        <w:trPr>
+          <w:cantSplit/>
+        </w:trPr>
         <w:tc>
           <w:tcPr>
             <w:tcW w:type="dxa" w:w="700"/>
@@ -6555,6 +6729,9 @@
         </w:tc>
       </w:tr>
       <w:tr>
+        <w:trPr>
+          <w:cantSplit/>
+        </w:trPr>
         <w:tc>
           <w:tcPr>
             <w:tcW w:type="dxa" w:w="700"/>
@@ -6644,6 +6821,9 @@
         </w:tc>
       </w:tr>
       <w:tr>
+        <w:trPr>
+          <w:cantSplit/>
+        </w:trPr>
         <w:tc>
           <w:tcPr>
             <w:tcW w:type="dxa" w:w="700"/>
@@ -6752,6 +6932,7 @@
     <w:p>
       <w:pPr>
         <w:pStyle w:val="Heading2"/>
+        <w:keepNext/>
         <w:spacing w:after="130" w:before="300"/>
       </w:pPr>
       <w:r>
@@ -6804,6 +6985,7 @@
       </w:tblGrid>
       <w:tr>
         <w:trPr>
+          <w:cantSplit/>
           <w:tblHeader/>
         </w:trPr>
         <w:tc>
@@ -6895,6 +7077,9 @@
         </w:tc>
       </w:tr>
       <w:tr>
+        <w:trPr>
+          <w:cantSplit/>
+        </w:trPr>
         <w:tc>
           <w:tcPr>
             <w:tcW w:type="dxa" w:w="1900"/>
@@ -7029,6 +7214,9 @@
         </w:tc>
       </w:tr>
       <w:tr>
+        <w:trPr>
+          <w:cantSplit/>
+        </w:trPr>
         <w:tc>
           <w:tcPr>
             <w:tcW w:type="dxa" w:w="1900"/>
@@ -7207,6 +7395,7 @@
     <w:p>
       <w:pPr>
         <w:pStyle w:val="Heading1"/>
+        <w:keepNext/>
         <w:spacing w:after="180" w:before="380"/>
       </w:pPr>
       <w:r>
@@ -7260,6 +7449,7 @@
       </w:tblGrid>
       <w:tr>
         <w:trPr>
+          <w:cantSplit/>
           <w:tblHeader/>
         </w:trPr>
         <w:tc>
@@ -7380,6 +7570,9 @@
         </w:tc>
       </w:tr>
       <w:tr>
+        <w:trPr>
+          <w:cantSplit/>
+        </w:trPr>
         <w:tc>
           <w:tcPr>
             <w:tcW w:type="dxa" w:w="1500"/>
@@ -7494,6 +7687,9 @@
         </w:tc>
       </w:tr>
       <w:tr>
+        <w:trPr>
+          <w:cantSplit/>
+        </w:trPr>
         <w:tc>
           <w:tcPr>
             <w:tcW w:type="dxa" w:w="1500"/>
@@ -7612,6 +7808,9 @@
         </w:tc>
       </w:tr>
       <w:tr>
+        <w:trPr>
+          <w:cantSplit/>
+        </w:trPr>
         <w:tc>
           <w:tcPr>
             <w:tcW w:type="dxa" w:w="1500"/>
@@ -7726,6 +7925,9 @@
         </w:tc>
       </w:tr>
       <w:tr>
+        <w:trPr>
+          <w:cantSplit/>
+        </w:trPr>
         <w:tc>
           <w:tcPr>
             <w:tcW w:type="dxa" w:w="1500"/>
@@ -7865,6 +8067,9 @@
         <w:gridCol w:w="9060"/>
       </w:tblGrid>
       <w:tr>
+        <w:trPr>
+          <w:cantSplit/>
+        </w:trPr>
         <w:tc>
           <w:tcPr>
             <w:tcW w:type="dxa" w:w="9060"/>
@@ -7896,6 +8101,7 @@
     <w:p>
       <w:pPr>
         <w:pStyle w:val="Heading2"/>
+        <w:keepNext/>
         <w:spacing w:after="130" w:before="300"/>
       </w:pPr>
       <w:r>
@@ -7959,6 +8165,9 @@
         <w:gridCol w:w="9060"/>
       </w:tblGrid>
       <w:tr>
+        <w:trPr>
+          <w:cantSplit/>
+        </w:trPr>
         <w:tc>
           <w:tcPr>
             <w:tcW w:type="dxa" w:w="9060"/>
@@ -8006,6 +8215,7 @@
     <w:p>
       <w:pPr>
         <w:pStyle w:val="Heading2"/>
+        <w:keepNext/>
         <w:spacing w:after="130" w:before="300"/>
       </w:pPr>
       <w:r>
@@ -8059,6 +8269,7 @@
       </w:tblGrid>
       <w:tr>
         <w:trPr>
+          <w:cantSplit/>
           <w:tblHeader/>
         </w:trPr>
         <w:tc>
@@ -8179,6 +8390,9 @@
         </w:tc>
       </w:tr>
       <w:tr>
+        <w:trPr>
+          <w:cantSplit/>
+        </w:trPr>
         <w:tc>
           <w:tcPr>
             <w:tcW w:type="dxa" w:w="1100"/>
@@ -8293,6 +8507,9 @@
         </w:tc>
       </w:tr>
       <w:tr>
+        <w:trPr>
+          <w:cantSplit/>
+        </w:trPr>
         <w:tc>
           <w:tcPr>
             <w:tcW w:type="dxa" w:w="1100"/>
@@ -8411,6 +8628,9 @@
         </w:tc>
       </w:tr>
       <w:tr>
+        <w:trPr>
+          <w:cantSplit/>
+        </w:trPr>
         <w:tc>
           <w:tcPr>
             <w:tcW w:type="dxa" w:w="1100"/>
@@ -8525,6 +8745,9 @@
         </w:tc>
       </w:tr>
       <w:tr>
+        <w:trPr>
+          <w:cantSplit/>
+        </w:trPr>
         <w:tc>
           <w:tcPr>
             <w:tcW w:type="dxa" w:w="1100"/>
@@ -8643,6 +8866,9 @@
         </w:tc>
       </w:tr>
       <w:tr>
+        <w:trPr>
+          <w:cantSplit/>
+        </w:trPr>
         <w:tc>
           <w:tcPr>
             <w:tcW w:type="dxa" w:w="1100"/>
@@ -8778,6 +9004,9 @@
         <w:gridCol w:w="9060"/>
       </w:tblGrid>
       <w:tr>
+        <w:trPr>
+          <w:cantSplit/>
+        </w:trPr>
         <w:tc>
           <w:tcPr>
             <w:tcW w:type="dxa" w:w="9060"/>
@@ -8809,6 +9038,7 @@
     <w:p>
       <w:pPr>
         <w:pStyle w:val="Heading2"/>
+        <w:keepNext/>
         <w:spacing w:after="130" w:before="300"/>
       </w:pPr>
       <w:r>
@@ -8872,6 +9102,9 @@
         <w:gridCol w:w="9060"/>
       </w:tblGrid>
       <w:tr>
+        <w:trPr>
+          <w:cantSplit/>
+        </w:trPr>
         <w:tc>
           <w:tcPr>
             <w:tcW w:type="dxa" w:w="9060"/>
@@ -8949,6 +9182,7 @@
     <w:p>
       <w:pPr>
         <w:pStyle w:val="Heading1"/>
+        <w:keepNext/>
         <w:spacing w:after="180" w:before="380"/>
       </w:pPr>
       <w:r>
@@ -8966,6 +9200,7 @@
     <w:p>
       <w:pPr>
         <w:pStyle w:val="Heading2"/>
+        <w:keepNext/>
         <w:spacing w:after="130" w:before="300"/>
       </w:pPr>
       <w:r>
@@ -9017,6 +9252,7 @@
       </w:tblGrid>
       <w:tr>
         <w:trPr>
+          <w:cantSplit/>
           <w:tblHeader/>
         </w:trPr>
         <w:tc>
@@ -9079,6 +9315,9 @@
         </w:tc>
       </w:tr>
       <w:tr>
+        <w:trPr>
+          <w:cantSplit/>
+        </w:trPr>
         <w:tc>
           <w:tcPr>
             <w:tcW w:type="dxa" w:w="4530"/>
@@ -9137,6 +9376,9 @@
         </w:tc>
       </w:tr>
       <w:tr>
+        <w:trPr>
+          <w:cantSplit/>
+        </w:trPr>
         <w:tc>
           <w:tcPr>
             <w:tcW w:type="dxa" w:w="4530"/>
@@ -9197,6 +9439,9 @@
         </w:tc>
       </w:tr>
       <w:tr>
+        <w:trPr>
+          <w:cantSplit/>
+        </w:trPr>
         <w:tc>
           <w:tcPr>
             <w:tcW w:type="dxa" w:w="4530"/>
@@ -9255,6 +9500,9 @@
         </w:tc>
       </w:tr>
       <w:tr>
+        <w:trPr>
+          <w:cantSplit/>
+        </w:trPr>
         <w:tc>
           <w:tcPr>
             <w:tcW w:type="dxa" w:w="4530"/>
@@ -9337,6 +9585,7 @@
     <w:p>
       <w:pPr>
         <w:pStyle w:val="Heading2"/>
+        <w:keepNext/>
         <w:spacing w:after="130" w:before="300"/>
       </w:pPr>
       <w:r>
@@ -9488,6 +9737,7 @@
       </w:tblGrid>
       <w:tr>
         <w:trPr>
+          <w:cantSplit/>
           <w:tblHeader/>
         </w:trPr>
         <w:tc>
@@ -9550,6 +9800,9 @@
         </w:tc>
       </w:tr>
       <w:tr>
+        <w:trPr>
+          <w:cantSplit/>
+        </w:trPr>
         <w:tc>
           <w:tcPr>
             <w:tcW w:type="dxa" w:w="2100"/>
@@ -9608,6 +9861,9 @@
         </w:tc>
       </w:tr>
       <w:tr>
+        <w:trPr>
+          <w:cantSplit/>
+        </w:trPr>
         <w:tc>
           <w:tcPr>
             <w:tcW w:type="dxa" w:w="2100"/>
@@ -9668,6 +9924,9 @@
         </w:tc>
       </w:tr>
       <w:tr>
+        <w:trPr>
+          <w:cantSplit/>
+        </w:trPr>
         <w:tc>
           <w:tcPr>
             <w:tcW w:type="dxa" w:w="2100"/>
@@ -9747,6 +10006,9 @@
         <w:gridCol w:w="9060"/>
       </w:tblGrid>
       <w:tr>
+        <w:trPr>
+          <w:cantSplit/>
+        </w:trPr>
         <w:tc>
           <w:tcPr>
             <w:tcW w:type="dxa" w:w="9060"/>
@@ -9778,6 +10040,7 @@
     <w:p>
       <w:pPr>
         <w:pStyle w:val="Heading2"/>
+        <w:keepNext/>
         <w:spacing w:after="130" w:before="300"/>
       </w:pPr>
       <w:r>
@@ -9830,6 +10093,7 @@
       </w:tblGrid>
       <w:tr>
         <w:trPr>
+          <w:cantSplit/>
           <w:tblHeader/>
         </w:trPr>
         <w:tc>
@@ -9921,6 +10185,9 @@
         </w:tc>
       </w:tr>
       <w:tr>
+        <w:trPr>
+          <w:cantSplit/>
+        </w:trPr>
         <w:tc>
           <w:tcPr>
             <w:tcW w:type="dxa" w:w="1900"/>
@@ -10007,6 +10274,9 @@
         </w:tc>
       </w:tr>
       <w:tr>
+        <w:trPr>
+          <w:cantSplit/>
+        </w:trPr>
         <w:tc>
           <w:tcPr>
             <w:tcW w:type="dxa" w:w="1900"/>
@@ -10096,6 +10366,9 @@
         </w:tc>
       </w:tr>
       <w:tr>
+        <w:trPr>
+          <w:cantSplit/>
+        </w:trPr>
         <w:tc>
           <w:tcPr>
             <w:tcW w:type="dxa" w:w="1900"/>
@@ -10182,6 +10455,9 @@
         </w:tc>
       </w:tr>
       <w:tr>
+        <w:trPr>
+          <w:cantSplit/>
+        </w:trPr>
         <w:tc>
           <w:tcPr>
             <w:tcW w:type="dxa" w:w="1900"/>
@@ -10291,13 +10567,9 @@
       </w:r>
     </w:p>
     <w:p>
-      <w:r>
-        <w:br w:type="page"/>
-      </w:r>
-    </w:p>
-    <w:p>
       <w:pPr>
         <w:pStyle w:val="Heading2"/>
+        <w:keepNext/>
         <w:spacing w:after="130" w:before="300"/>
       </w:pPr>
       <w:r>
@@ -10365,6 +10637,7 @@
       </w:tblGrid>
       <w:tr>
         <w:trPr>
+          <w:cantSplit/>
           <w:tblHeader/>
         </w:trPr>
         <w:tc>
@@ -10427,6 +10700,9 @@
         </w:tc>
       </w:tr>
       <w:tr>
+        <w:trPr>
+          <w:cantSplit/>
+        </w:trPr>
         <w:tc>
           <w:tcPr>
             <w:tcW w:type="dxa" w:w="2600"/>
@@ -10485,6 +10761,9 @@
         </w:tc>
       </w:tr>
       <w:tr>
+        <w:trPr>
+          <w:cantSplit/>
+        </w:trPr>
         <w:tc>
           <w:tcPr>
             <w:tcW w:type="dxa" w:w="2600"/>
@@ -10545,6 +10824,9 @@
         </w:tc>
       </w:tr>
       <w:tr>
+        <w:trPr>
+          <w:cantSplit/>
+        </w:trPr>
         <w:tc>
           <w:tcPr>
             <w:tcW w:type="dxa" w:w="2600"/>
@@ -10603,6 +10885,9 @@
         </w:tc>
       </w:tr>
       <w:tr>
+        <w:trPr>
+          <w:cantSplit/>
+        </w:trPr>
         <w:tc>
           <w:tcPr>
             <w:tcW w:type="dxa" w:w="2600"/>
@@ -10800,6 +11085,9 @@
         <w:gridCol w:w="9060"/>
       </w:tblGrid>
       <w:tr>
+        <w:trPr>
+          <w:cantSplit/>
+        </w:trPr>
         <w:tc>
           <w:tcPr>
             <w:tcW w:type="dxa" w:w="9060"/>
@@ -10866,6 +11154,7 @@
     <w:p>
       <w:pPr>
         <w:pStyle w:val="Heading1"/>
+        <w:keepNext/>
         <w:spacing w:after="180" w:before="380"/>
       </w:pPr>
       <w:r>
@@ -10883,6 +11172,7 @@
     <w:p>
       <w:pPr>
         <w:pStyle w:val="Heading2"/>
+        <w:keepNext/>
         <w:spacing w:after="130" w:before="300"/>
       </w:pPr>
       <w:r>
@@ -10920,6 +11210,7 @@
       </w:tblGrid>
       <w:tr>
         <w:trPr>
+          <w:cantSplit/>
           <w:tblHeader/>
         </w:trPr>
         <w:tc>
@@ -10982,6 +11273,9 @@
         </w:tc>
       </w:tr>
       <w:tr>
+        <w:trPr>
+          <w:cantSplit/>
+        </w:trPr>
         <w:tc>
           <w:tcPr>
             <w:tcW w:type="dxa" w:w="1500"/>
@@ -11040,6 +11334,9 @@
         </w:tc>
       </w:tr>
       <w:tr>
+        <w:trPr>
+          <w:cantSplit/>
+        </w:trPr>
         <w:tc>
           <w:tcPr>
             <w:tcW w:type="dxa" w:w="1500"/>
@@ -11100,6 +11397,9 @@
         </w:tc>
       </w:tr>
       <w:tr>
+        <w:trPr>
+          <w:cantSplit/>
+        </w:trPr>
         <w:tc>
           <w:tcPr>
             <w:tcW w:type="dxa" w:w="1500"/>
@@ -11158,6 +11458,9 @@
         </w:tc>
       </w:tr>
       <w:tr>
+        <w:trPr>
+          <w:cantSplit/>
+        </w:trPr>
         <w:tc>
           <w:tcPr>
             <w:tcW w:type="dxa" w:w="1500"/>
@@ -11226,6 +11529,7 @@
     <w:p>
       <w:pPr>
         <w:pStyle w:val="Heading2"/>
+        <w:keepNext/>
         <w:spacing w:after="130" w:before="300"/>
       </w:pPr>
       <w:r>
@@ -11342,6 +11646,7 @@
     <w:p>
       <w:pPr>
         <w:pStyle w:val="Heading2"/>
+        <w:keepNext/>
         <w:spacing w:after="130" w:before="300"/>
       </w:pPr>
       <w:r>
@@ -11396,6 +11701,7 @@
       </w:tblGrid>
       <w:tr>
         <w:trPr>
+          <w:cantSplit/>
           <w:tblHeader/>
         </w:trPr>
         <w:tc>
@@ -11609,6 +11915,9 @@
         </w:tc>
       </w:tr>
       <w:tr>
+        <w:trPr>
+          <w:cantSplit/>
+        </w:trPr>
         <w:tc>
           <w:tcPr>
             <w:tcW w:type="dxa" w:w="1740"/>
@@ -11755,6 +12064,9 @@
         </w:tc>
       </w:tr>
       <w:tr>
+        <w:trPr>
+          <w:cantSplit/>
+        </w:trPr>
         <w:tc>
           <w:tcPr>
             <w:tcW w:type="dxa" w:w="1740"/>
@@ -11906,6 +12218,9 @@
         </w:tc>
       </w:tr>
       <w:tr>
+        <w:trPr>
+          <w:cantSplit/>
+        </w:trPr>
         <w:tc>
           <w:tcPr>
             <w:tcW w:type="dxa" w:w="1740"/>
@@ -12052,6 +12367,9 @@
         </w:tc>
       </w:tr>
       <w:tr>
+        <w:trPr>
+          <w:cantSplit/>
+        </w:trPr>
         <w:tc>
           <w:tcPr>
             <w:tcW w:type="dxa" w:w="1740"/>
@@ -12230,6 +12548,7 @@
     <w:p>
       <w:pPr>
         <w:pStyle w:val="Heading2"/>
+        <w:keepNext/>
         <w:spacing w:after="130" w:before="300"/>
       </w:pPr>
       <w:r>
@@ -12531,6 +12850,9 @@
         <w:gridCol w:w="9060"/>
       </w:tblGrid>
       <w:tr>
+        <w:trPr>
+          <w:cantSplit/>
+        </w:trPr>
         <w:tc>
           <w:tcPr>
             <w:tcW w:type="dxa" w:w="9060"/>
@@ -12569,6 +12891,7 @@
     <w:p>
       <w:pPr>
         <w:pStyle w:val="Heading1"/>
+        <w:keepNext/>
         <w:spacing w:after="180" w:before="380"/>
       </w:pPr>
       <w:r>

--- a/docs/온국민_아이디어등록제_보고서.docx
+++ b/docs/온국민_아이디어등록제_보고서.docx
@@ -113,7 +113,8 @@
       <w:pPr>
         <w:pStyle w:val="Heading1"/>
         <w:keepNext/>
-        <w:spacing w:after="180" w:before="380"/>
+        <w:pageBreakBefore/>
+        <w:spacing w:after="180" w:before="0"/>
       </w:pPr>
       <w:r>
         <w:rPr>
@@ -567,15 +568,11 @@
       </w:tr>
     </w:tbl>
     <w:p>
-      <w:r>
-        <w:br w:type="page"/>
-      </w:r>
-    </w:p>
-    <w:p>
       <w:pPr>
         <w:pStyle w:val="Heading1"/>
         <w:keepNext/>
-        <w:spacing w:after="180" w:before="380"/>
+        <w:pageBreakBefore/>
+        <w:spacing w:after="180" w:before="0"/>
       </w:pPr>
       <w:r>
         <w:rPr>
@@ -1728,15 +1725,11 @@
       </w:tr>
     </w:tbl>
     <w:p>
-      <w:r>
-        <w:br w:type="page"/>
-      </w:r>
-    </w:p>
-    <w:p>
       <w:pPr>
         <w:pStyle w:val="Heading1"/>
         <w:keepNext/>
-        <w:spacing w:after="180" w:before="380"/>
+        <w:pageBreakBefore/>
+        <w:spacing w:after="180" w:before="0"/>
       </w:pPr>
       <w:r>
         <w:rPr>
@@ -2944,15 +2937,11 @@
       </w:tr>
     </w:tbl>
     <w:p>
-      <w:r>
-        <w:br w:type="page"/>
-      </w:r>
-    </w:p>
-    <w:p>
       <w:pPr>
         <w:pStyle w:val="Heading1"/>
         <w:keepNext/>
-        <w:spacing w:after="180" w:before="380"/>
+        <w:pageBreakBefore/>
+        <w:spacing w:after="180" w:before="0"/>
       </w:pPr>
       <w:r>
         <w:rPr>
@@ -5404,7 +5393,7 @@
                 <w:sz w:val="17"/>
                 <w:szCs w:val="17"/>
               </w:rPr>
-              <w:t xml:space="preserve">A9 수용 리스크 인정</w:t>
+              <w:t xml:space="preserve">A9 판단 갱신 조건 명시</w:t>
             </w:r>
           </w:p>
         </w:tc>
@@ -5506,6 +5495,20 @@
       <w:pPr>
         <w:spacing w:after="140"/>
       </w:pPr>
+    </w:p>
+    <w:p>
+      <w:pPr>
+        <w:spacing w:after="140" w:line="300"/>
+      </w:pPr>
+      <w:r>
+        <w:rPr>
+          <w:rFonts w:ascii="맑은 고딕" w:cs="맑은 고딕" w:eastAsia="맑은 고딕" w:hAnsi="맑은 고딕" w:hint="eastAsia"/>
+          <w:color w:val="1F1D1A"/>
+          <w:sz w:val="20"/>
+          <w:szCs w:val="20"/>
+        </w:rPr>
+        <w:t xml:space="preserve">A9는 프로필에 따라 다르다. 원본 프로필에서는 "수용 리스크 인정"이고, 정책 평가에 쓰는 프로필에서는 "판단 갱신 조건 명시"로 강화된다. 어떤 조건이 확인되면 자기 판단을 바꾸겠는지를 제안자가 미리 밝히게 하는 항목이다. 위 표는 정책 프로필 기준이다.</w:t>
+      </w:r>
     </w:p>
     <w:p>
       <w:pPr>
@@ -6963,6 +6966,378 @@
     </w:p>
     <w:p>
       <w:pPr>
+        <w:spacing w:after="140" w:line="300"/>
+      </w:pPr>
+      <w:r>
+        <w:rPr>
+          <w:rFonts w:ascii="맑은 고딕" w:cs="맑은 고딕" w:eastAsia="맑은 고딕" w:hAnsi="맑은 고딕" w:hint="eastAsia"/>
+          <w:color w:val="1F1D1A"/>
+          <w:sz w:val="20"/>
+          <w:szCs w:val="20"/>
+        </w:rPr>
+        <w:t xml:space="preserve">그런데 두 축은 성격이 다르다. 축 A는 0에서 10 사이의 연속 점수이고, 축 B는 네 구간의 밴드다. 이를 2×2로 만들려면 각각을 둘로 갈라야 하는데, 그 기준은 다음과 같이 고정돼 있다.</w:t>
+      </w:r>
+    </w:p>
+    <w:p>
+      <w:pPr>
+        <w:spacing w:after="60"/>
+      </w:pPr>
+    </w:p>
+    <w:tbl>
+      <w:tblPr>
+        <w:tblW w:type="dxa" w:w="9060"/>
+        <w:tblBorders>
+          <w:top w:val="single" w:color="1F4E79" w:sz="4"/>
+          <w:left w:val="none" w:color="FFFFFF" w:sz="0"/>
+          <w:bottom w:val="single" w:color="1F4E79" w:sz="4"/>
+          <w:right w:val="none" w:color="FFFFFF" w:sz="0"/>
+          <w:insideH w:val="single" w:color="D9D6CE" w:sz="1"/>
+          <w:insideV w:val="single" w:color="EDEBE5" w:sz="1"/>
+        </w:tblBorders>
+      </w:tblPr>
+      <w:tblGrid>
+        <w:gridCol w:w="1500"/>
+        <w:gridCol w:w="2600"/>
+        <w:gridCol w:w="4960"/>
+      </w:tblGrid>
+      <w:tr>
+        <w:trPr>
+          <w:cantSplit/>
+          <w:tblHeader/>
+        </w:trPr>
+        <w:tc>
+          <w:tcPr>
+            <w:tcW w:type="dxa" w:w="1500"/>
+            <w:shd w:fill="E8EEF4" w:val="clear"/>
+            <w:tcMar>
+              <w:top w:type="dxa" w:w="90"/>
+              <w:left w:type="dxa" w:w="130"/>
+              <w:bottom w:type="dxa" w:w="90"/>
+              <w:right w:type="dxa" w:w="130"/>
+            </w:tcMar>
+            <w:vAlign w:val="center"/>
+          </w:tcPr>
+          <w:p>
+            <w:pPr>
+              <w:spacing w:after="0" w:line="260"/>
+            </w:pPr>
+            <w:r>
+              <w:rPr>
+                <w:rFonts w:ascii="맑은 고딕" w:cs="맑은 고딕" w:eastAsia="맑은 고딕" w:hAnsi="맑은 고딕" w:hint="eastAsia"/>
+                <w:b/>
+                <w:bCs/>
+                <w:color w:val="1F4E79"/>
+                <w:sz w:val="18"/>
+                <w:szCs w:val="18"/>
+              </w:rPr>
+              <w:t xml:space="preserve">축</w:t>
+            </w:r>
+          </w:p>
+        </w:tc>
+        <w:tc>
+          <w:tcPr>
+            <w:tcW w:type="dxa" w:w="2600"/>
+            <w:shd w:fill="E8EEF4" w:val="clear"/>
+            <w:tcMar>
+              <w:top w:type="dxa" w:w="90"/>
+              <w:left w:type="dxa" w:w="130"/>
+              <w:bottom w:type="dxa" w:w="90"/>
+              <w:right w:type="dxa" w:w="130"/>
+            </w:tcMar>
+            <w:vAlign w:val="center"/>
+          </w:tcPr>
+          <w:p>
+            <w:pPr>
+              <w:spacing w:after="0" w:line="260"/>
+            </w:pPr>
+            <w:r>
+              <w:rPr>
+                <w:rFonts w:ascii="맑은 고딕" w:cs="맑은 고딕" w:eastAsia="맑은 고딕" w:hAnsi="맑은 고딕" w:hint="eastAsia"/>
+                <w:b/>
+                <w:bCs/>
+                <w:color w:val="1F4E79"/>
+                <w:sz w:val="18"/>
+                <w:szCs w:val="18"/>
+              </w:rPr>
+              <w:t xml:space="preserve">높음으로 보는 경우</w:t>
+            </w:r>
+          </w:p>
+        </w:tc>
+        <w:tc>
+          <w:tcPr>
+            <w:tcW w:type="dxa" w:w="4960"/>
+            <w:shd w:fill="E8EEF4" w:val="clear"/>
+            <w:tcMar>
+              <w:top w:type="dxa" w:w="90"/>
+              <w:left w:type="dxa" w:w="130"/>
+              <w:bottom w:type="dxa" w:w="90"/>
+              <w:right w:type="dxa" w:w="130"/>
+            </w:tcMar>
+            <w:vAlign w:val="center"/>
+          </w:tcPr>
+          <w:p>
+            <w:pPr>
+              <w:spacing w:after="0" w:line="260"/>
+            </w:pPr>
+            <w:r>
+              <w:rPr>
+                <w:rFonts w:ascii="맑은 고딕" w:cs="맑은 고딕" w:eastAsia="맑은 고딕" w:hAnsi="맑은 고딕" w:hint="eastAsia"/>
+                <w:b/>
+                <w:bCs/>
+                <w:color w:val="1F4E79"/>
+                <w:sz w:val="18"/>
+                <w:szCs w:val="18"/>
+              </w:rPr>
+              <w:t xml:space="preserve">낮음으로 보는 경우</w:t>
+            </w:r>
+          </w:p>
+        </w:tc>
+      </w:tr>
+      <w:tr>
+        <w:trPr>
+          <w:cantSplit/>
+        </w:trPr>
+        <w:tc>
+          <w:tcPr>
+            <w:tcW w:type="dxa" w:w="1500"/>
+            <w:tcMar>
+              <w:top w:type="dxa" w:w="90"/>
+              <w:left w:type="dxa" w:w="130"/>
+              <w:bottom w:type="dxa" w:w="90"/>
+              <w:right w:type="dxa" w:w="130"/>
+            </w:tcMar>
+            <w:vAlign w:val="center"/>
+          </w:tcPr>
+          <w:p>
+            <w:pPr>
+              <w:spacing w:after="0" w:line="260"/>
+            </w:pPr>
+            <w:r>
+              <w:rPr>
+                <w:rFonts w:ascii="맑은 고딕" w:cs="맑은 고딕" w:eastAsia="맑은 고딕" w:hAnsi="맑은 고딕" w:hint="eastAsia"/>
+                <w:b/>
+                <w:bCs/>
+                <w:color w:val="1F1D1A"/>
+                <w:sz w:val="18"/>
+                <w:szCs w:val="18"/>
+              </w:rPr>
+              <w:t xml:space="preserve">축 A 방어력</w:t>
+            </w:r>
+          </w:p>
+        </w:tc>
+        <w:tc>
+          <w:tcPr>
+            <w:tcW w:type="dxa" w:w="2600"/>
+            <w:tcMar>
+              <w:top w:type="dxa" w:w="90"/>
+              <w:left w:type="dxa" w:w="130"/>
+              <w:bottom w:type="dxa" w:w="90"/>
+              <w:right w:type="dxa" w:w="130"/>
+            </w:tcMar>
+            <w:vAlign w:val="center"/>
+          </w:tcPr>
+          <w:p>
+            <w:pPr>
+              <w:spacing w:after="0" w:line="260"/>
+            </w:pPr>
+            <w:r>
+              <w:rPr>
+                <w:rFonts w:ascii="맑은 고딕" w:cs="맑은 고딕" w:eastAsia="맑은 고딕" w:hAnsi="맑은 고딕" w:hint="eastAsia"/>
+                <w:b w:val="false"/>
+                <w:bCs w:val="false"/>
+                <w:color w:val="1F1D1A"/>
+                <w:sz w:val="18"/>
+                <w:szCs w:val="18"/>
+              </w:rPr>
+              <w:t xml:space="preserve">종합점수 6.0 이상</w:t>
+            </w:r>
+          </w:p>
+        </w:tc>
+        <w:tc>
+          <w:tcPr>
+            <w:tcW w:type="dxa" w:w="4960"/>
+            <w:tcMar>
+              <w:top w:type="dxa" w:w="90"/>
+              <w:left w:type="dxa" w:w="130"/>
+              <w:bottom w:type="dxa" w:w="90"/>
+              <w:right w:type="dxa" w:w="130"/>
+            </w:tcMar>
+            <w:vAlign w:val="center"/>
+          </w:tcPr>
+          <w:p>
+            <w:pPr>
+              <w:spacing w:after="0" w:line="260"/>
+            </w:pPr>
+            <w:r>
+              <w:rPr>
+                <w:rFonts w:ascii="맑은 고딕" w:cs="맑은 고딕" w:eastAsia="맑은 고딕" w:hAnsi="맑은 고딕" w:hint="eastAsia"/>
+                <w:b w:val="false"/>
+                <w:bCs w:val="false"/>
+                <w:color w:val="1F1D1A"/>
+                <w:sz w:val="18"/>
+                <w:szCs w:val="18"/>
+              </w:rPr>
+              <w:t xml:space="preserve">6.0 미만</w:t>
+            </w:r>
+          </w:p>
+        </w:tc>
+      </w:tr>
+      <w:tr>
+        <w:trPr>
+          <w:cantSplit/>
+        </w:trPr>
+        <w:tc>
+          <w:tcPr>
+            <w:tcW w:type="dxa" w:w="1500"/>
+            <w:shd w:fill="FAF9F6" w:val="clear"/>
+            <w:tcMar>
+              <w:top w:type="dxa" w:w="90"/>
+              <w:left w:type="dxa" w:w="130"/>
+              <w:bottom w:type="dxa" w:w="90"/>
+              <w:right w:type="dxa" w:w="130"/>
+            </w:tcMar>
+            <w:vAlign w:val="center"/>
+          </w:tcPr>
+          <w:p>
+            <w:pPr>
+              <w:spacing w:after="0" w:line="260"/>
+            </w:pPr>
+            <w:r>
+              <w:rPr>
+                <w:rFonts w:ascii="맑은 고딕" w:cs="맑은 고딕" w:eastAsia="맑은 고딕" w:hAnsi="맑은 고딕" w:hint="eastAsia"/>
+                <w:b/>
+                <w:bCs/>
+                <w:color w:val="1F1D1A"/>
+                <w:sz w:val="18"/>
+                <w:szCs w:val="18"/>
+              </w:rPr>
+              <w:t xml:space="preserve">축 B 실질 독창성</w:t>
+            </w:r>
+          </w:p>
+        </w:tc>
+        <w:tc>
+          <w:tcPr>
+            <w:tcW w:type="dxa" w:w="2600"/>
+            <w:shd w:fill="FAF9F6" w:val="clear"/>
+            <w:tcMar>
+              <w:top w:type="dxa" w:w="90"/>
+              <w:left w:type="dxa" w:w="130"/>
+              <w:bottom w:type="dxa" w:w="90"/>
+              <w:right w:type="dxa" w:w="130"/>
+            </w:tcMar>
+            <w:vAlign w:val="center"/>
+          </w:tcPr>
+          <w:p>
+            <w:pPr>
+              <w:spacing w:after="0" w:line="260"/>
+            </w:pPr>
+            <w:r>
+              <w:rPr>
+                <w:rFonts w:ascii="맑은 고딕" w:cs="맑은 고딕" w:eastAsia="맑은 고딕" w:hAnsi="맑은 고딕" w:hint="eastAsia"/>
+                <w:b w:val="false"/>
+                <w:bCs w:val="false"/>
+                <w:color w:val="1F1D1A"/>
+                <w:sz w:val="18"/>
+                <w:szCs w:val="18"/>
+              </w:rPr>
+              <w:t xml:space="preserve">계열 밖 시도</w:t>
+            </w:r>
+          </w:p>
+        </w:tc>
+        <w:tc>
+          <w:tcPr>
+            <w:tcW w:type="dxa" w:w="4960"/>
+            <w:shd w:fill="FAF9F6" w:val="clear"/>
+            <w:tcMar>
+              <w:top w:type="dxa" w:w="90"/>
+              <w:left w:type="dxa" w:w="130"/>
+              <w:bottom w:type="dxa" w:w="90"/>
+              <w:right w:type="dxa" w:w="130"/>
+            </w:tcMar>
+            <w:vAlign w:val="center"/>
+          </w:tcPr>
+          <w:p>
+            <w:pPr>
+              <w:spacing w:after="0" w:line="260"/>
+            </w:pPr>
+            <w:r>
+              <w:rPr>
+                <w:rFonts w:ascii="맑은 고딕" w:cs="맑은 고딕" w:eastAsia="맑은 고딕" w:hAnsi="맑은 고딕" w:hint="eastAsia"/>
+                <w:b w:val="false"/>
+                <w:bCs w:val="false"/>
+                <w:color w:val="1F1D1A"/>
+                <w:sz w:val="18"/>
+                <w:szCs w:val="18"/>
+              </w:rPr>
+              <w:t xml:space="preserve">선례 명확 · 계열 내 변형</w:t>
+            </w:r>
+          </w:p>
+        </w:tc>
+      </w:tr>
+    </w:tbl>
+    <w:p>
+      <w:pPr>
+        <w:spacing w:after="140"/>
+      </w:pPr>
+    </w:p>
+    <w:p>
+      <w:pPr>
+        <w:spacing w:after="140" w:line="300"/>
+      </w:pPr>
+      <w:r>
+        <w:rPr>
+          <w:rFonts w:ascii="맑은 고딕" w:cs="맑은 고딕" w:eastAsia="맑은 고딕" w:hAnsi="맑은 고딕" w:hint="eastAsia"/>
+          <w:color w:val="1F1D1A"/>
+          <w:sz w:val="20"/>
+          <w:szCs w:val="20"/>
+        </w:rPr>
+        <w:t xml:space="preserve">여기서 짚어 둘 것이 있다. 축 B의 네 구간 가운데 높음으로 가는 것은 「계열 밖 시도」 하나뿐이다. 「계열 내 변형」은 「선례 명확」과 같은 칸으로 떨어진다. 부분적으로 새로운 제안을 새롭지 않은 쪽으로 보내는 셈이므로, 이 선택은 설명이 필요하다.</w:t>
+      </w:r>
+    </w:p>
+    <w:p>
+      <w:pPr>
+        <w:spacing w:after="140" w:line="300"/>
+      </w:pPr>
+      <w:r>
+        <w:rPr>
+          <w:rFonts w:ascii="맑은 고딕" w:cs="맑은 고딕" w:eastAsia="맑은 고딕" w:hAnsi="맑은 고딕" w:hint="eastAsia"/>
+          <w:color w:val="1F1D1A"/>
+          <w:sz w:val="20"/>
+          <w:szCs w:val="20"/>
+        </w:rPr>
+        <w:t xml:space="preserve">이렇게 정한 이유는 이 판정이 담당자의 다음 행동을 지정하기 때문이다. 「계열 내 변형」이라는 판정은 기존 계열 안에 있다는 뜻이고, 그렇다면 실무에서 해야 할 일은 신규 사업으로 올리는 것이 아니라 기존 사업과의 관계를 먼저 정리하는 것이다. 그 행동은 「선례 명확」일 때와 같다. 새로움의 정도를 재는 자리가 아니라 다음에 무엇을 할지 정하는 자리이므로 둘을 묶었다.</w:t>
+      </w:r>
+    </w:p>
+    <w:p>
+      <w:pPr>
+        <w:spacing w:after="140" w:line="300"/>
+      </w:pPr>
+      <w:r>
+        <w:rPr>
+          <w:rFonts w:ascii="맑은 고딕" w:cs="맑은 고딕" w:eastAsia="맑은 고딕" w:hAnsi="맑은 고딕" w:hint="eastAsia"/>
+          <w:color w:val="1F1D1A"/>
+          <w:sz w:val="20"/>
+          <w:szCs w:val="20"/>
+        </w:rPr>
+        <w:t xml:space="preserve">다만 이 묶음은 대가를 치른다. 계열 안의 변형 가운데 실질적으로 중요한 개선이 있어도 판정 화면에서는 선례가 명확한 제안과 구분되지 않는다. 그래서 담당자는 칸만 보지 말고 밴드를 함께 읽어야 한다. 「계열 내 변형 · 방어 높음」과 「선례 명확 · 방어 높음」은 같은 칸에 있지만 같은 제안이 아니다.</w:t>
+      </w:r>
+    </w:p>
+    <w:p>
+      <w:pPr>
+        <w:spacing w:after="140" w:line="300"/>
+      </w:pPr>
+      <w:r>
+        <w:rPr>
+          <w:rFonts w:ascii="맑은 고딕" w:cs="맑은 고딕" w:eastAsia="맑은 고딕" w:hAnsi="맑은 고딕" w:hint="eastAsia"/>
+          <w:color w:val="1F1D1A"/>
+          <w:sz w:val="20"/>
+          <w:szCs w:val="20"/>
+        </w:rPr>
+        <w:t xml:space="preserve">「판정 보류」는 어느 칸에도 넣지 않고 표시 자체를 생략한다. 확신도가 부족해 결론을 내지 못한 것을 위치로 배치하면, 모르는 것을 아는 것처럼 보이게 만들기 때문이다.</w:t>
+      </w:r>
+    </w:p>
+    <w:p>
+      <w:pPr>
         <w:spacing w:after="60"/>
       </w:pPr>
     </w:p>
@@ -7384,19 +7759,15 @@
           <w:sz w:val="20"/>
           <w:szCs w:val="20"/>
         </w:rPr>
-        <w:t xml:space="preserve">판정이 보류된 경우, 즉 확신도가 부족해 축 B가 결론을 내지 못한 경우에는 이 칸을 표시하지 않는다. 모르는 것을 아는 것처럼 배치하지 않기 위해서다.</w:t>
-      </w:r>
-    </w:p>
-    <w:p>
-      <w:r>
-        <w:br w:type="page"/>
+        <w:t xml:space="preserve">네 칸은 순위가 아니라 처방이다. 「기존 사업 개선으로 재포지셔닝」은 「추진」보다 못한 판정이 아니라 다른 경로를 가리키는 판정이다. 방어력 점수만 놓고 보면 재포지셔닝 쪽이 추진 쪽보다 높은 경우도 얼마든지 생긴다.</w:t>
       </w:r>
     </w:p>
     <w:p>
       <w:pPr>
         <w:pStyle w:val="Heading1"/>
         <w:keepNext/>
-        <w:spacing w:after="180" w:before="380"/>
+        <w:pageBreakBefore/>
+        <w:spacing w:after="180" w:before="0"/>
       </w:pPr>
       <w:r>
         <w:rPr>
@@ -7762,18 +8133,34 @@
           </w:tcPr>
           <w:p>
             <w:pPr>
-              <w:spacing w:after="0" w:line="260"/>
-            </w:pPr>
-            <w:r>
-              <w:rPr>
-                <w:rFonts w:ascii="맑은 고딕" w:cs="맑은 고딕" w:eastAsia="맑은 고딕" w:hAnsi="맑은 고딕" w:hint="eastAsia"/>
-                <w:b w:val="false"/>
-                <w:bCs w:val="false"/>
-                <w:color w:val="1F1D1A"/>
-                <w:sz w:val="18"/>
-                <w:szCs w:val="18"/>
-              </w:rPr>
-              <w:t xml:space="preserve">KDI 발간물 7,362건(정책연구 1,178건)</w:t>
+              <w:spacing w:after="40" w:line="260"/>
+            </w:pPr>
+            <w:r>
+              <w:rPr>
+                <w:rFonts w:ascii="맑은 고딕" w:cs="맑은 고딕" w:eastAsia="맑은 고딕" w:hAnsi="맑은 고딕" w:hint="eastAsia"/>
+                <w:b w:val="false"/>
+                <w:bCs w:val="false"/>
+                <w:color w:val="1F1D1A"/>
+                <w:sz w:val="18"/>
+                <w:szCs w:val="18"/>
+              </w:rPr>
+              <w:t xml:space="preserve">KDI 발간물 7,362건</w:t>
+            </w:r>
+          </w:p>
+          <w:p>
+            <w:pPr>
+              <w:spacing w:after="0" w:line="260"/>
+            </w:pPr>
+            <w:r>
+              <w:rPr>
+                <w:rFonts w:ascii="맑은 고딕" w:cs="맑은 고딕" w:eastAsia="맑은 고딕" w:hAnsi="맑은 고딕" w:hint="eastAsia"/>
+                <w:b w:val="false"/>
+                <w:bCs w:val="false"/>
+                <w:color w:val="1F1D1A"/>
+                <w:sz w:val="18"/>
+                <w:szCs w:val="18"/>
+              </w:rPr>
+              <w:t xml:space="preserve">(정책연구시리즈·연구보고서 1,178건)</w:t>
             </w:r>
           </w:p>
         </w:tc>
@@ -9175,15 +9562,11 @@
       </w:tr>
     </w:tbl>
     <w:p>
-      <w:r>
-        <w:br w:type="page"/>
-      </w:r>
-    </w:p>
-    <w:p>
       <w:pPr>
         <w:pStyle w:val="Heading1"/>
         <w:keepNext/>
-        <w:spacing w:after="180" w:before="380"/>
+        <w:pageBreakBefore/>
+        <w:spacing w:after="180" w:before="0"/>
       </w:pPr>
       <w:r>
         <w:rPr>
@@ -9580,6 +9963,34 @@
           <w:szCs w:val="20"/>
         </w:rPr>
         <w:t xml:space="preserve">이 구분이 실무에서 갖는 뜻은 분명하다. 담당자는 A급 근거만 그대로 인용하면 되고, B급은 "이런 것이 있을 수 있으니 확인해 보라"는 지침으로 받아들이면 된다. 등급을 섞지 않는 것만으로도 인공지능이 만들어 낸 허구가 공문서에 실릴 경로가 막힌다.</w:t>
+      </w:r>
+    </w:p>
+    <w:p>
+      <w:pPr>
+        <w:spacing w:after="140" w:line="300"/>
+      </w:pPr>
+      <w:r>
+        <w:rPr>
+          <w:rFonts w:ascii="맑은 고딕" w:cs="맑은 고딕" w:eastAsia="맑은 고딕" w:hAnsi="맑은 고딕" w:hint="eastAsia"/>
+          <w:color w:val="1F1D1A"/>
+          <w:sz w:val="20"/>
+          <w:szCs w:val="20"/>
+        </w:rPr>
+        <w:t xml:space="preserve">다만 A급 안에도 층이 있다는 점을 덧붙여야 한다. A급이 보증하는 것은 그 사업이나 문헌이 실제로 존재한다는 사실이지 그 내용이 참이라는 것이 아니다. 재정과 의안은 국가가 집행하고 의결한 기록이므로 존재와 내용이 함께 확인되지만, 해외 사례는 각국이 스스로 신고한 것이라 존재만 확인되고 성과는 검증되지 않았다.</w:t>
+      </w:r>
+    </w:p>
+    <w:p>
+      <w:pPr>
+        <w:spacing w:after="140" w:line="300"/>
+      </w:pPr>
+      <w:r>
+        <w:rPr>
+          <w:rFonts w:ascii="맑은 고딕" w:cs="맑은 고딕" w:eastAsia="맑은 고딕" w:hAnsi="맑은 고딕" w:hint="eastAsia"/>
+          <w:color w:val="1F1D1A"/>
+          <w:sz w:val="20"/>
+          <w:szCs w:val="20"/>
+        </w:rPr>
+        <w:t xml:space="preserve">따라서 해외 사례를 인용할 때는 "이런 제도를 시행한 나라가 있다"까지가 A급이고, "그 제도가 효과가 있었다"는 A급이 아니다. 이 두 문장을 구분하지 않으면 등급 체계를 둔 의미가 반쯤 사라진다.</w:t>
       </w:r>
     </w:p>
     <w:p>
@@ -10563,7 +10974,21 @@
           <w:sz w:val="20"/>
           <w:szCs w:val="20"/>
         </w:rPr>
-        <w:t xml:space="preserve">요약하면 질문자와 채점자와 재판장을 분리해 서로 감시하게 했다. 한 모델이 묻고 답하고 채점하지 않는다.</w:t>
+        <w:t xml:space="preserve">다만 이 분리가 무엇인지는 정확히 말해 두어야 한다. 질문자와 두 채점자와 판정자는 서로 다른 주체가 아니라 같은 모델에 서로 다른 프롬프트와 서로 다른 입력을 준 것이다. 질문자는 채점 기준을 받지 않고 채점자는 질문을 만들지 않으므로 한쪽이 다른 쪽을 향해 유도할 수는 없지만, 모델 자체에 편향이 있다면 네 역할에 공통으로 남는다.</w:t>
+      </w:r>
+    </w:p>
+    <w:p>
+      <w:pPr>
+        <w:spacing w:after="140" w:line="300"/>
+      </w:pPr>
+      <w:r>
+        <w:rPr>
+          <w:rFonts w:ascii="맑은 고딕" w:cs="맑은 고딕" w:eastAsia="맑은 고딕" w:hAnsi="맑은 고딕" w:hint="eastAsia"/>
+          <w:color w:val="1F1D1A"/>
+          <w:sz w:val="20"/>
+          <w:szCs w:val="20"/>
+        </w:rPr>
+        <w:t xml:space="preserve">그러므로 이 구조가 막는 것은 역할 사이의 오염이지 모델 고유의 편향이 아니다. 후자는 사람의 판정과 대조해야만 드러난다. 그 대조가 5.4절에서 확인되지 않은 것으로 남아 있는 이유다.</w:t>
       </w:r>
     </w:p>
     <w:p>
@@ -10616,7 +11041,7 @@
           <w:sz w:val="20"/>
           <w:szCs w:val="20"/>
         </w:rPr>
-        <w:t xml:space="preserve">확인된 것</w:t>
+        <w:t xml:space="preserve">측정한 것</w:t>
       </w:r>
     </w:p>
     <w:tbl>
@@ -10632,8 +11057,9 @@
         </w:tblBorders>
       </w:tblPr>
       <w:tblGrid>
-        <w:gridCol w:w="2600"/>
-        <w:gridCol w:w="6460"/>
+        <w:gridCol w:w="2300"/>
+        <w:gridCol w:w="1000"/>
+        <w:gridCol w:w="5760"/>
       </w:tblGrid>
       <w:tr>
         <w:trPr>
@@ -10642,7 +11068,7 @@
         </w:trPr>
         <w:tc>
           <w:tcPr>
-            <w:tcW w:type="dxa" w:w="2600"/>
+            <w:tcW w:type="dxa" w:w="2300"/>
             <w:shd w:fill="E8EEF4" w:val="clear"/>
             <w:tcMar>
               <w:top w:type="dxa" w:w="90"/>
@@ -10671,7 +11097,36 @@
         </w:tc>
         <w:tc>
           <w:tcPr>
-            <w:tcW w:type="dxa" w:w="6460"/>
+            <w:tcW w:type="dxa" w:w="1000"/>
+            <w:shd w:fill="E8EEF4" w:val="clear"/>
+            <w:tcMar>
+              <w:top w:type="dxa" w:w="90"/>
+              <w:left w:type="dxa" w:w="130"/>
+              <w:bottom w:type="dxa" w:w="90"/>
+              <w:right w:type="dxa" w:w="130"/>
+            </w:tcMar>
+            <w:vAlign w:val="center"/>
+          </w:tcPr>
+          <w:p>
+            <w:pPr>
+              <w:spacing w:after="0" w:line="260"/>
+            </w:pPr>
+            <w:r>
+              <w:rPr>
+                <w:rFonts w:ascii="맑은 고딕" w:cs="맑은 고딕" w:eastAsia="맑은 고딕" w:hAnsi="맑은 고딕" w:hint="eastAsia"/>
+                <w:b/>
+                <w:bCs/>
+                <w:color w:val="1F4E79"/>
+                <w:sz w:val="18"/>
+                <w:szCs w:val="18"/>
+              </w:rPr>
+              <w:t xml:space="preserve">표본</w:t>
+            </w:r>
+          </w:p>
+        </w:tc>
+        <w:tc>
+          <w:tcPr>
+            <w:tcW w:type="dxa" w:w="5760"/>
             <w:shd w:fill="E8EEF4" w:val="clear"/>
             <w:tcMar>
               <w:top w:type="dxa" w:w="90"/>
@@ -10705,7 +11160,7 @@
         </w:trPr>
         <w:tc>
           <w:tcPr>
-            <w:tcW w:type="dxa" w:w="2600"/>
+            <w:tcW w:type="dxa" w:w="2300"/>
             <w:tcMar>
               <w:top w:type="dxa" w:w="90"/>
               <w:left w:type="dxa" w:w="130"/>
@@ -10727,13 +11182,41 @@
                 <w:sz w:val="18"/>
                 <w:szCs w:val="18"/>
               </w:rPr>
-              <w:t xml:space="preserve">판별력 시험 (n = 10)</w:t>
-            </w:r>
-          </w:p>
-        </w:tc>
-        <w:tc>
-          <w:tcPr>
-            <w:tcW w:type="dxa" w:w="6460"/>
+              <w:t xml:space="preserve">판별력</w:t>
+            </w:r>
+          </w:p>
+        </w:tc>
+        <w:tc>
+          <w:tcPr>
+            <w:tcW w:type="dxa" w:w="1000"/>
+            <w:tcMar>
+              <w:top w:type="dxa" w:w="90"/>
+              <w:left w:type="dxa" w:w="130"/>
+              <w:bottom w:type="dxa" w:w="90"/>
+              <w:right w:type="dxa" w:w="130"/>
+            </w:tcMar>
+            <w:vAlign w:val="center"/>
+          </w:tcPr>
+          <w:p>
+            <w:pPr>
+              <w:spacing w:after="0" w:line="260"/>
+            </w:pPr>
+            <w:r>
+              <w:rPr>
+                <w:rFonts w:ascii="맑은 고딕" w:cs="맑은 고딕" w:eastAsia="맑은 고딕" w:hAnsi="맑은 고딕" w:hint="eastAsia"/>
+                <w:b w:val="false"/>
+                <w:bCs w:val="false"/>
+                <w:color w:val="1F1D1A"/>
+                <w:sz w:val="18"/>
+                <w:szCs w:val="18"/>
+              </w:rPr>
+              <w:t xml:space="preserve">10건</w:t>
+            </w:r>
+          </w:p>
+        </w:tc>
+        <w:tc>
+          <w:tcPr>
+            <w:tcW w:type="dxa" w:w="5760"/>
             <w:tcMar>
               <w:top w:type="dxa" w:w="90"/>
               <w:left w:type="dxa" w:w="130"/>
@@ -10766,7 +11249,7 @@
         </w:trPr>
         <w:tc>
           <w:tcPr>
-            <w:tcW w:type="dxa" w:w="2600"/>
+            <w:tcW w:type="dxa" w:w="2300"/>
             <w:shd w:fill="FAF9F6" w:val="clear"/>
             <w:tcMar>
               <w:top w:type="dxa" w:w="90"/>
@@ -10789,13 +11272,13 @@
                 <w:sz w:val="18"/>
                 <w:szCs w:val="18"/>
               </w:rPr>
-              <w:t xml:space="preserve">두 채점 간 불일치 (30건)</w:t>
-            </w:r>
-          </w:p>
-        </w:tc>
-        <w:tc>
-          <w:tcPr>
-            <w:tcW w:type="dxa" w:w="6460"/>
+              <w:t xml:space="preserve">두 채점 간 불일치</w:t>
+            </w:r>
+          </w:p>
+        </w:tc>
+        <w:tc>
+          <w:tcPr>
+            <w:tcW w:type="dxa" w:w="1000"/>
             <w:shd w:fill="FAF9F6" w:val="clear"/>
             <w:tcMar>
               <w:top w:type="dxa" w:w="90"/>
@@ -10818,7 +11301,168 @@
                 <w:sz w:val="18"/>
                 <w:szCs w:val="18"/>
               </w:rPr>
-              <w:t xml:space="preserve">평균 절대차 2.03점. 3점 이상 괴리가 7건 발생했다</w:t>
+              <w:t xml:space="preserve">30건</w:t>
+            </w:r>
+          </w:p>
+        </w:tc>
+        <w:tc>
+          <w:tcPr>
+            <w:tcW w:type="dxa" w:w="5760"/>
+            <w:shd w:fill="FAF9F6" w:val="clear"/>
+            <w:tcMar>
+              <w:top w:type="dxa" w:w="90"/>
+              <w:left w:type="dxa" w:w="130"/>
+              <w:bottom w:type="dxa" w:w="90"/>
+              <w:right w:type="dxa" w:w="130"/>
+            </w:tcMar>
+            <w:vAlign w:val="center"/>
+          </w:tcPr>
+          <w:p>
+            <w:pPr>
+              <w:spacing w:after="0" w:line="260"/>
+            </w:pPr>
+            <w:r>
+              <w:rPr>
+                <w:rFonts w:ascii="맑은 고딕" w:cs="맑은 고딕" w:eastAsia="맑은 고딕" w:hAnsi="맑은 고딕" w:hint="eastAsia"/>
+                <w:b w:val="false"/>
+                <w:bCs w:val="false"/>
+                <w:color w:val="1F1D1A"/>
+                <w:sz w:val="18"/>
+                <w:szCs w:val="18"/>
+              </w:rPr>
+              <w:t xml:space="preserve">평균 절대차 2.03점. 3점 이상 괴리가 7건이었다</w:t>
+            </w:r>
+          </w:p>
+        </w:tc>
+      </w:tr>
+    </w:tbl>
+    <w:p>
+      <w:pPr>
+        <w:spacing w:after="160"/>
+      </w:pPr>
+    </w:p>
+    <w:p>
+      <w:pPr>
+        <w:spacing w:after="80" w:line="300"/>
+      </w:pPr>
+      <w:r>
+        <w:rPr>
+          <w:rFonts w:ascii="맑은 고딕" w:cs="맑은 고딕" w:eastAsia="맑은 고딕" w:hAnsi="맑은 고딕" w:hint="eastAsia"/>
+          <w:b/>
+          <w:bCs/>
+          <w:color w:val="1F1D1A"/>
+          <w:sz w:val="20"/>
+          <w:szCs w:val="20"/>
+        </w:rPr>
+        <w:t xml:space="preserve">한 번 관측한 것 — 시험이라 부를 수 없는 것</w:t>
+      </w:r>
+    </w:p>
+    <w:tbl>
+      <w:tblPr>
+        <w:tblW w:type="dxa" w:w="9060"/>
+        <w:tblBorders>
+          <w:top w:val="single" w:color="1F4E79" w:sz="4"/>
+          <w:left w:val="none" w:color="FFFFFF" w:sz="0"/>
+          <w:bottom w:val="single" w:color="1F4E79" w:sz="4"/>
+          <w:right w:val="none" w:color="FFFFFF" w:sz="0"/>
+          <w:insideH w:val="single" w:color="D9D6CE" w:sz="1"/>
+          <w:insideV w:val="single" w:color="EDEBE5" w:sz="1"/>
+        </w:tblBorders>
+      </w:tblPr>
+      <w:tblGrid>
+        <w:gridCol w:w="2300"/>
+        <w:gridCol w:w="1000"/>
+        <w:gridCol w:w="5760"/>
+      </w:tblGrid>
+      <w:tr>
+        <w:trPr>
+          <w:cantSplit/>
+          <w:tblHeader/>
+        </w:trPr>
+        <w:tc>
+          <w:tcPr>
+            <w:tcW w:type="dxa" w:w="2300"/>
+            <w:shd w:fill="E8EEF4" w:val="clear"/>
+            <w:tcMar>
+              <w:top w:type="dxa" w:w="90"/>
+              <w:left w:type="dxa" w:w="130"/>
+              <w:bottom w:type="dxa" w:w="90"/>
+              <w:right w:type="dxa" w:w="130"/>
+            </w:tcMar>
+            <w:vAlign w:val="center"/>
+          </w:tcPr>
+          <w:p>
+            <w:pPr>
+              <w:spacing w:after="0" w:line="260"/>
+            </w:pPr>
+            <w:r>
+              <w:rPr>
+                <w:rFonts w:ascii="맑은 고딕" w:cs="맑은 고딕" w:eastAsia="맑은 고딕" w:hAnsi="맑은 고딕" w:hint="eastAsia"/>
+                <w:b/>
+                <w:bCs/>
+                <w:color w:val="1F4E79"/>
+                <w:sz w:val="18"/>
+                <w:szCs w:val="18"/>
+              </w:rPr>
+              <w:t xml:space="preserve">관측</w:t>
+            </w:r>
+          </w:p>
+        </w:tc>
+        <w:tc>
+          <w:tcPr>
+            <w:tcW w:type="dxa" w:w="1000"/>
+            <w:shd w:fill="E8EEF4" w:val="clear"/>
+            <w:tcMar>
+              <w:top w:type="dxa" w:w="90"/>
+              <w:left w:type="dxa" w:w="130"/>
+              <w:bottom w:type="dxa" w:w="90"/>
+              <w:right w:type="dxa" w:w="130"/>
+            </w:tcMar>
+            <w:vAlign w:val="center"/>
+          </w:tcPr>
+          <w:p>
+            <w:pPr>
+              <w:spacing w:after="0" w:line="260"/>
+            </w:pPr>
+            <w:r>
+              <w:rPr>
+                <w:rFonts w:ascii="맑은 고딕" w:cs="맑은 고딕" w:eastAsia="맑은 고딕" w:hAnsi="맑은 고딕" w:hint="eastAsia"/>
+                <w:b/>
+                <w:bCs/>
+                <w:color w:val="1F4E79"/>
+                <w:sz w:val="18"/>
+                <w:szCs w:val="18"/>
+              </w:rPr>
+              <w:t xml:space="preserve">표본</w:t>
+            </w:r>
+          </w:p>
+        </w:tc>
+        <w:tc>
+          <w:tcPr>
+            <w:tcW w:type="dxa" w:w="5760"/>
+            <w:shd w:fill="E8EEF4" w:val="clear"/>
+            <w:tcMar>
+              <w:top w:type="dxa" w:w="90"/>
+              <w:left w:type="dxa" w:w="130"/>
+              <w:bottom w:type="dxa" w:w="90"/>
+              <w:right w:type="dxa" w:w="130"/>
+            </w:tcMar>
+            <w:vAlign w:val="center"/>
+          </w:tcPr>
+          <w:p>
+            <w:pPr>
+              <w:spacing w:after="0" w:line="260"/>
+            </w:pPr>
+            <w:r>
+              <w:rPr>
+                <w:rFonts w:ascii="맑은 고딕" w:cs="맑은 고딕" w:eastAsia="맑은 고딕" w:hAnsi="맑은 고딕" w:hint="eastAsia"/>
+                <w:b/>
+                <w:bCs/>
+                <w:color w:val="1F4E79"/>
+                <w:sz w:val="18"/>
+                <w:szCs w:val="18"/>
+              </w:rPr>
+              <w:t xml:space="preserve">내용</w:t>
             </w:r>
           </w:p>
         </w:tc>
@@ -10829,7 +11473,7 @@
         </w:trPr>
         <w:tc>
           <w:tcPr>
-            <w:tcW w:type="dxa" w:w="2600"/>
+            <w:tcW w:type="dxa" w:w="2300"/>
             <w:tcMar>
               <w:top w:type="dxa" w:w="90"/>
               <w:left w:type="dxa" w:w="130"/>
@@ -10851,35 +11495,63 @@
                 <w:sz w:val="18"/>
                 <w:szCs w:val="18"/>
               </w:rPr>
-              <w:t xml:space="preserve">조작 내성 시험</w:t>
-            </w:r>
-          </w:p>
-        </w:tc>
-        <w:tc>
-          <w:tcPr>
-            <w:tcW w:type="dxa" w:w="6460"/>
-            <w:tcMar>
-              <w:top w:type="dxa" w:w="90"/>
-              <w:left w:type="dxa" w:w="130"/>
-              <w:bottom w:type="dxa" w:w="90"/>
-              <w:right w:type="dxa" w:w="130"/>
-            </w:tcMar>
-            <w:vAlign w:val="center"/>
-          </w:tcPr>
-          <w:p>
-            <w:pPr>
-              <w:spacing w:after="0" w:line="260"/>
-            </w:pPr>
-            <w:r>
-              <w:rPr>
-                <w:rFonts w:ascii="맑은 고딕" w:cs="맑은 고딕" w:eastAsia="맑은 고딕" w:hAnsi="맑은 고딕" w:hint="eastAsia"/>
-                <w:b w:val="false"/>
-                <w:bCs w:val="false"/>
-                <w:color w:val="1F1D1A"/>
-                <w:sz w:val="18"/>
-                <w:szCs w:val="18"/>
-              </w:rPr>
-              <w:t xml:space="preserve">장황하게 재작성해도 점수가 오르지 않았다. 오히려 5점에서 4점으로 내려갔다</w:t>
+              <w:t xml:space="preserve">조작 내성</w:t>
+            </w:r>
+          </w:p>
+        </w:tc>
+        <w:tc>
+          <w:tcPr>
+            <w:tcW w:type="dxa" w:w="1000"/>
+            <w:tcMar>
+              <w:top w:type="dxa" w:w="90"/>
+              <w:left w:type="dxa" w:w="130"/>
+              <w:bottom w:type="dxa" w:w="90"/>
+              <w:right w:type="dxa" w:w="130"/>
+            </w:tcMar>
+            <w:vAlign w:val="center"/>
+          </w:tcPr>
+          <w:p>
+            <w:pPr>
+              <w:spacing w:after="0" w:line="260"/>
+            </w:pPr>
+            <w:r>
+              <w:rPr>
+                <w:rFonts w:ascii="맑은 고딕" w:cs="맑은 고딕" w:eastAsia="맑은 고딕" w:hAnsi="맑은 고딕" w:hint="eastAsia"/>
+                <w:b w:val="false"/>
+                <w:bCs w:val="false"/>
+                <w:color w:val="1F1D1A"/>
+                <w:sz w:val="18"/>
+                <w:szCs w:val="18"/>
+              </w:rPr>
+              <w:t xml:space="preserve">1건</w:t>
+            </w:r>
+          </w:p>
+        </w:tc>
+        <w:tc>
+          <w:tcPr>
+            <w:tcW w:type="dxa" w:w="5760"/>
+            <w:tcMar>
+              <w:top w:type="dxa" w:w="90"/>
+              <w:left w:type="dxa" w:w="130"/>
+              <w:bottom w:type="dxa" w:w="90"/>
+              <w:right w:type="dxa" w:w="130"/>
+            </w:tcMar>
+            <w:vAlign w:val="center"/>
+          </w:tcPr>
+          <w:p>
+            <w:pPr>
+              <w:spacing w:after="0" w:line="260"/>
+            </w:pPr>
+            <w:r>
+              <w:rPr>
+                <w:rFonts w:ascii="맑은 고딕" w:cs="맑은 고딕" w:eastAsia="맑은 고딕" w:hAnsi="맑은 고딕" w:hint="eastAsia"/>
+                <w:b w:val="false"/>
+                <w:bCs w:val="false"/>
+                <w:color w:val="1F1D1A"/>
+                <w:sz w:val="18"/>
+                <w:szCs w:val="18"/>
+              </w:rPr>
+              <w:t xml:space="preserve">같은 아이디어를 장황하게 재작성했더니 점수가 오르지 않고 5점에서 4점으로 내려갔다</w:t>
             </w:r>
           </w:p>
         </w:tc>
@@ -10890,7 +11562,7 @@
         </w:trPr>
         <w:tc>
           <w:tcPr>
-            <w:tcW w:type="dxa" w:w="2600"/>
+            <w:tcW w:type="dxa" w:w="2300"/>
             <w:shd w:fill="FAF9F6" w:val="clear"/>
             <w:tcMar>
               <w:top w:type="dxa" w:w="90"/>
@@ -10913,13 +11585,13 @@
                 <w:sz w:val="18"/>
                 <w:szCs w:val="18"/>
               </w:rPr>
-              <w:t xml:space="preserve">대필 시험</w:t>
-            </w:r>
-          </w:p>
-        </w:tc>
-        <w:tc>
-          <w:tcPr>
-            <w:tcW w:type="dxa" w:w="6460"/>
+              <w:t xml:space="preserve">도구 격차</w:t>
+            </w:r>
+          </w:p>
+        </w:tc>
+        <w:tc>
+          <w:tcPr>
+            <w:tcW w:type="dxa" w:w="1000"/>
             <w:shd w:fill="FAF9F6" w:val="clear"/>
             <w:tcMar>
               <w:top w:type="dxa" w:w="90"/>
@@ -10942,7 +11614,36 @@
                 <w:sz w:val="18"/>
                 <w:szCs w:val="18"/>
               </w:rPr>
-              <w:t xml:space="preserve">인공지능이 대신 써 준 경우 5.2점에서 8.0점으로 올랐다. 격차를 확인했고 대응을 반영했다</w:t>
+              <w:t xml:space="preserve">1쌍</w:t>
+            </w:r>
+          </w:p>
+        </w:tc>
+        <w:tc>
+          <w:tcPr>
+            <w:tcW w:type="dxa" w:w="5760"/>
+            <w:shd w:fill="FAF9F6" w:val="clear"/>
+            <w:tcMar>
+              <w:top w:type="dxa" w:w="90"/>
+              <w:left w:type="dxa" w:w="130"/>
+              <w:bottom w:type="dxa" w:w="90"/>
+              <w:right w:type="dxa" w:w="130"/>
+            </w:tcMar>
+            <w:vAlign w:val="center"/>
+          </w:tcPr>
+          <w:p>
+            <w:pPr>
+              <w:spacing w:after="0" w:line="260"/>
+            </w:pPr>
+            <w:r>
+              <w:rPr>
+                <w:rFonts w:ascii="맑은 고딕" w:cs="맑은 고딕" w:eastAsia="맑은 고딕" w:hAnsi="맑은 고딕" w:hint="eastAsia"/>
+                <w:b w:val="false"/>
+                <w:bCs w:val="false"/>
+                <w:color w:val="1F1D1A"/>
+                <w:sz w:val="18"/>
+                <w:szCs w:val="18"/>
+              </w:rPr>
+              <w:t xml:space="preserve">같은 아이디어를 사람이 답한 경우 5.2점, 인공지능이 대신 써 준 경우 8.0점이었다</w:t>
             </w:r>
           </w:p>
         </w:tc>
@@ -10950,6 +11651,25 @@
     </w:tbl>
     <w:p>
       <w:pPr>
+        <w:spacing w:after="120"/>
+      </w:pPr>
+    </w:p>
+    <w:p>
+      <w:pPr>
+        <w:spacing w:after="140" w:line="300"/>
+      </w:pPr>
+      <w:r>
+        <w:rPr>
+          <w:rFonts w:ascii="맑은 고딕" w:cs="맑은 고딕" w:eastAsia="맑은 고딕" w:hAnsi="맑은 고딕" w:hint="eastAsia"/>
+          <w:color w:val="1F1D1A"/>
+          <w:sz w:val="20"/>
+          <w:szCs w:val="20"/>
+        </w:rPr>
+        <w:t xml:space="preserve">이 둘은 표본이 각각 한 건과 한 쌍이다. 방향을 시사할 뿐 크기를 추정할 수 없고, 다른 사례에서 반대로 나올 가능성도 배제할 수 없다. 특히 도구 격차의 2.8점은 이 한 쌍에서 나온 값이므로 그대로 인용하면 안 된다. 별도 표본에서 다시 재야 한다.</w:t>
+      </w:r>
+    </w:p>
+    <w:p>
+      <w:pPr>
         <w:spacing w:after="160"/>
       </w:pPr>
     </w:p>
@@ -10966,8 +11686,27 @@
           <w:sz w:val="20"/>
           <w:szCs w:val="20"/>
         </w:rPr>
-        <w:t xml:space="preserve">확인되지 않은 것</w:t>
-      </w:r>
+        <w:t xml:space="preserve">이 시험 자체의 구조적 한계 — 순환성</w:t>
+      </w:r>
+    </w:p>
+    <w:p>
+      <w:pPr>
+        <w:spacing w:after="140" w:line="300"/>
+      </w:pPr>
+      <w:r>
+        <w:rPr>
+          <w:rFonts w:ascii="맑은 고딕" w:cs="맑은 고딕" w:eastAsia="맑은 고딕" w:hAnsi="맑은 고딕" w:hint="eastAsia"/>
+          <w:color w:val="1F1D1A"/>
+          <w:sz w:val="20"/>
+          <w:szCs w:val="20"/>
+        </w:rPr>
+        <w:t xml:space="preserve">판별력 시험의 열 건은 사람이 만든 것이 아니다. 시험 문항을 생성한 것도 모델이고, 그 문항으로 문답을 진행한 것도 모델이며, 채점한 것도 같은 모델이다. "진부하게 쓰라"는 지시를 받아 만들어진 텍스트에 채점기가 낮은 점수를 준 결과이므로, 이것이 보여주는 것은 두 가지로 해석될 수 있다.</w:t>
+      </w:r>
+    </w:p>
+    <w:p>
+      <w:pPr>
+        <w:spacing w:after="40"/>
+      </w:pPr>
     </w:p>
     <w:p>
       <w:pPr>
@@ -10985,7 +11724,7 @@
           <w:sz w:val="20"/>
           <w:szCs w:val="20"/>
         </w:rPr>
-        <w:t xml:space="preserve">전문가 판정과의 일치도. 심사지는 준비했으나 아직 실시하지 않았다.</w:t>
+        <w:t xml:space="preserve">채점기가 진부함을 실제로 판별한다.</w:t>
       </w:r>
     </w:p>
     <w:p>
@@ -11004,7 +11743,47 @@
           <w:sz w:val="20"/>
           <w:szCs w:val="20"/>
         </w:rPr>
-        <w:t xml:space="preserve">같은 대화를 다시 채점했을 때의 재현성.</w:t>
+        <w:t xml:space="preserve">생성기와 채점기가 같은 "진부함" 개념을 공유할 뿐이다.</w:t>
+      </w:r>
+    </w:p>
+    <w:p>
+      <w:pPr>
+        <w:spacing w:after="120"/>
+      </w:pPr>
+    </w:p>
+    <w:p>
+      <w:pPr>
+        <w:spacing w:after="140" w:line="300"/>
+      </w:pPr>
+      <w:r>
+        <w:rPr>
+          <w:rFonts w:ascii="맑은 고딕" w:cs="맑은 고딕" w:eastAsia="맑은 고딕" w:hAnsi="맑은 고딕" w:hint="eastAsia"/>
+          <w:color w:val="1F1D1A"/>
+          <w:sz w:val="20"/>
+          <w:szCs w:val="20"/>
+        </w:rPr>
+        <w:t xml:space="preserve">현재 자료로는 둘을 가를 수 없다. 분포가 완전히 분리된 것도 이 순환성을 생각하면 성과라기보다 예상된 결과에 가깝다. 사람이 실제로 낸 제안을 사람이 채점한 결과와 대조하기 전까지, 판별력은 입증됐다고 말할 수 없다.</w:t>
+      </w:r>
+    </w:p>
+    <w:p>
+      <w:pPr>
+        <w:spacing w:after="160"/>
+      </w:pPr>
+    </w:p>
+    <w:p>
+      <w:pPr>
+        <w:spacing w:after="80" w:line="300"/>
+      </w:pPr>
+      <w:r>
+        <w:rPr>
+          <w:rFonts w:ascii="맑은 고딕" w:cs="맑은 고딕" w:eastAsia="맑은 고딕" w:hAnsi="맑은 고딕" w:hint="eastAsia"/>
+          <w:b/>
+          <w:bCs/>
+          <w:color w:val="1F1D1A"/>
+          <w:sz w:val="20"/>
+          <w:szCs w:val="20"/>
+        </w:rPr>
+        <w:t xml:space="preserve">확인되지 않은 것</w:t>
       </w:r>
     </w:p>
     <w:p>
@@ -11023,7 +11802,7 @@
           <w:sz w:val="20"/>
           <w:szCs w:val="20"/>
         </w:rPr>
-        <w:t xml:space="preserve">경계 사례에서의 판별력.</w:t>
+        <w:t xml:space="preserve">전문가 판정과의 일치도. 심사지는 준비했으나 아직 실시하지 않았다.</w:t>
       </w:r>
     </w:p>
     <w:p>
@@ -11042,7 +11821,7 @@
           <w:sz w:val="20"/>
           <w:szCs w:val="20"/>
         </w:rPr>
-        <w:t xml:space="preserve">표현력 편향의 크기. 일부만 확인했다.</w:t>
+        <w:t xml:space="preserve">같은 대화를 다시 채점했을 때의 재현성.</w:t>
       </w:r>
     </w:p>
     <w:p>
@@ -11061,12 +11840,55 @@
           <w:sz w:val="20"/>
           <w:szCs w:val="20"/>
         </w:rPr>
+        <w:t xml:space="preserve">경계 사례에서의 판별력.</w:t>
+      </w:r>
+    </w:p>
+    <w:p>
+      <w:pPr>
+        <w:pStyle w:val="ListParagraph"/>
+        <w:numPr>
+          <w:ilvl w:val="0"/>
+          <w:numId w:val="2"/>
+        </w:numPr>
+        <w:spacing w:after="70" w:line="290"/>
+      </w:pPr>
+      <w:r>
+        <w:rPr>
+          <w:rFonts w:ascii="맑은 고딕" w:cs="맑은 고딕" w:eastAsia="맑은 고딕" w:hAnsi="맑은 고딕" w:hint="eastAsia"/>
+          <w:color w:val="1F1D1A"/>
+          <w:sz w:val="20"/>
+          <w:szCs w:val="20"/>
+        </w:rPr>
+        <w:t xml:space="preserve">표현력 편향의 크기. 일부만 확인했다.</w:t>
+      </w:r>
+    </w:p>
+    <w:p>
+      <w:pPr>
+        <w:pStyle w:val="ListParagraph"/>
+        <w:numPr>
+          <w:ilvl w:val="0"/>
+          <w:numId w:val="2"/>
+        </w:numPr>
+        <w:spacing w:after="70" w:line="290"/>
+      </w:pPr>
+      <w:r>
+        <w:rPr>
+          <w:rFonts w:ascii="맑은 고딕" w:cs="맑은 고딕" w:eastAsia="맑은 고딕" w:hAnsi="맑은 고딕" w:hint="eastAsia"/>
+          <w:color w:val="1F1D1A"/>
+          <w:sz w:val="20"/>
+          <w:szCs w:val="20"/>
+        </w:rPr>
         <w:t xml:space="preserve">실제 중복 제안 탐지율.</w:t>
       </w:r>
     </w:p>
     <w:p>
       <w:pPr>
         <w:spacing w:after="120"/>
+      </w:pPr>
+    </w:p>
+    <w:p>
+      <w:pPr>
+        <w:spacing w:after="60"/>
       </w:pPr>
     </w:p>
     <w:tbl>
@@ -11117,7 +11939,7 @@
           </w:p>
           <w:p>
             <w:pPr>
-              <w:spacing w:after="100" w:line="300"/>
+              <w:spacing w:after="0" w:line="300"/>
             </w:pPr>
             <w:r>
               <w:rPr>
@@ -11126,36 +11948,18 @@
                 <w:sz w:val="19"/>
                 <w:szCs w:val="19"/>
               </w:rPr>
-              <w:t xml:space="preserve">표본 10건이며, 명백히 진부한 것과 명백히 창의적인 것이라는 극단 사례에 한정된다. 시험 문항도 사람이 아니라 모델이 생성했다.</w:t>
-            </w:r>
-          </w:p>
-          <w:p>
-            <w:pPr>
-              <w:spacing w:after="0" w:line="300"/>
-            </w:pPr>
-            <w:r>
-              <w:rPr>
-                <w:rFonts w:ascii="맑은 고딕" w:cs="맑은 고딕" w:eastAsia="맑은 고딕" w:hAnsi="맑은 고딕" w:hint="eastAsia"/>
-                <w:color w:val="1F1D1A"/>
-                <w:sz w:val="19"/>
-                <w:szCs w:val="19"/>
-              </w:rPr>
-              <w:t xml:space="preserve">실제 국민 제안은 중간대에 몰릴 것이므로, 경계 사례 판별력과 전문가 일치도는 도입 전에 별도로 검증해야 한다.</w:t>
+              <w:t xml:space="preserve">표본 10건, 극단 사례에 한정, 문항과 채점이 같은 모델. 실제 국민 제안은 중간대에 몰릴 것이므로 경계 사례 판별력과 전문가 일치도는 도입 전에 별도로 검증해야 한다.</w:t>
             </w:r>
           </w:p>
         </w:tc>
       </w:tr>
     </w:tbl>
     <w:p>
-      <w:r>
-        <w:br w:type="page"/>
-      </w:r>
-    </w:p>
-    <w:p>
       <w:pPr>
         <w:pStyle w:val="Heading1"/>
         <w:keepNext/>
-        <w:spacing w:after="180" w:before="380"/>
+        <w:pageBreakBefore/>
+        <w:spacing w:after="180" w:before="0"/>
       </w:pPr>
       <w:r>
         <w:rPr>
@@ -11452,7 +12256,7 @@
                 <w:sz w:val="18"/>
                 <w:szCs w:val="18"/>
               </w:rPr>
-              <w:t xml:space="preserve">KDI 발간물 7,362건과 OPSI 1,015건을 로컬에 두고, 재정과 국회 의안은 조회한다</w:t>
+              <w:t xml:space="preserve">KDI 발간물 7,362건(예비타당성조사 900, 정책연구시리즈 742, 기타보고서 483, KSP자료 477, 연구보고서 436 등)과 OPSI 1,015건을 로컬에 두고, 재정과 국회 의안은 조회한다</w:t>
             </w:r>
           </w:p>
         </w:tc>
@@ -11672,7 +12476,7 @@
           <w:sz w:val="20"/>
           <w:szCs w:val="20"/>
         </w:rPr>
-        <w:t xml:space="preserve">아이디어 한 건을 처리하는 데 대략 2.8만에서 4.3만 토큰이 든다. 아래 추정은 캐싱을 적용했을 때를 가정한 것이며, 캐싱은 아직 구현하지 않았다. 환율은 1,500원을 기준으로 했다.</w:t>
+        <w:t xml:space="preserve">아이디어 한 건을 처리하는 데 대략 2.8만에서 4.3만 토큰이 든다. 아래 표를 읽기 전에 전제를 먼저 밝힌다. 이 값은 프롬프트 캐싱을 적용했을 때의 추정이고, 캐싱은 아직 구현하지 않았다. 즉 아래 표는 현재 비용이 아니라 캐싱을 구현한 뒤의 목표값이다. 환율은 1,500원을 기준으로 했다.</w:t>
       </w:r>
     </w:p>
     <w:p>
@@ -12537,7 +13341,35 @@
           <w:sz w:val="20"/>
           <w:szCs w:val="20"/>
         </w:rPr>
-        <w:t xml:space="preserve">월 1,000건을 표준 모델로 처리하면 29만 원에서 36만 원 수준이다. 다만 이는 인공지능 호출 비용만 계산한 것이다. 캐싱을 적용하지 않으면 입력 토큰이 전액 과금되므로 실제 비용은 이보다 크다. 인건비와 서버 운영비, 코퍼스 갱신 비용도 별도로 든다.</w:t>
+        <w:t xml:space="preserve">캐싱을 구현했다는 전제에서, 월 1,000건을 표준 모델로 처리하면 29만 원에서 36만 원 수준이다. 캐싱이 없으면 매 호출마다 같은 시스템 프롬프트와 대화 이력이 입력 토큰으로 전액 다시 과금되므로 실제 비용은 이보다 크다. 문답이 열두 턴 누적되는 구조여서 뒤로 갈수록 입력이 길어지고, 그만큼 캐싱의 효과도 커진다.</w:t>
+      </w:r>
+    </w:p>
+    <w:p>
+      <w:pPr>
+        <w:spacing w:after="140" w:line="300"/>
+      </w:pPr>
+      <w:r>
+        <w:rPr>
+          <w:rFonts w:ascii="맑은 고딕" w:cs="맑은 고딕" w:eastAsia="맑은 고딕" w:hAnsi="맑은 고딕" w:hint="eastAsia"/>
+          <w:color w:val="1F1D1A"/>
+          <w:sz w:val="20"/>
+          <w:szCs w:val="20"/>
+        </w:rPr>
+        <w:t xml:space="preserve">얼마나 커지는지는 아직 측정하지 않았다. 따라서 예산을 편성할 때 위 표를 그대로 쓰면 과소 추정이 된다. 캐싱을 먼저 구현해 실측하거나, 실측 전이라면 여유를 두고 잡아야 한다.</w:t>
+      </w:r>
+    </w:p>
+    <w:p>
+      <w:pPr>
+        <w:spacing w:after="140" w:line="300"/>
+      </w:pPr>
+      <w:r>
+        <w:rPr>
+          <w:rFonts w:ascii="맑은 고딕" w:cs="맑은 고딕" w:eastAsia="맑은 고딕" w:hAnsi="맑은 고딕" w:hint="eastAsia"/>
+          <w:color w:val="1F1D1A"/>
+          <w:sz w:val="20"/>
+          <w:szCs w:val="20"/>
+        </w:rPr>
+        <w:t xml:space="preserve">그리고 이 표는 인공지능 호출 비용만 계산한 것이다. 인건비와 서버 운영비, 코퍼스 갱신 비용은 들어 있지 않다.</w:t>
       </w:r>
     </w:p>
     <w:p>
@@ -12598,7 +13430,7 @@
           <w:sz w:val="20"/>
           <w:szCs w:val="20"/>
         </w:rPr>
-        <w:t xml:space="preserve">표현력과 도구의 격차가 있다. 인공지능이 대신 써 준 제안은 5.2점에서 8.0점으로 올랐다.</w:t>
+        <w:t xml:space="preserve">표현력과 도구의 격차가 있다. 한 쌍의 예비 관측에서 인공지능이 대신 써 준 제안이 5.2점 대 8.0점으로 높았다. 대응은 아직 검토 단계다.</w:t>
       </w:r>
     </w:p>
     <w:p>
@@ -12892,7 +13724,7 @@
       <w:pPr>
         <w:pStyle w:val="Heading1"/>
         <w:keepNext/>
-        <w:spacing w:after="180" w:before="380"/>
+        <w:spacing w:after="180" w:before="460"/>
       </w:pPr>
       <w:r>
         <w:rPr>
